--- a/Projecto Final 2024 CTEISA.docx
+++ b/Projecto Final 2024 CTEISA.docx
@@ -157,8 +157,8 @@
       <w:pPr>
         <w:rPr>
           <w:rFonts w:ascii="Berlin Sans FB Demi" w:hAnsi="Berlin Sans FB Demi"/>
-          <w:sz w:val="72"/>
-          <w:szCs w:val="72"/>
+          <w:sz w:val="48"/>
+          <w:szCs w:val="48"/>
         </w:rPr>
       </w:pPr>
     </w:p>
@@ -239,6 +239,24 @@
           <w:rFonts w:ascii="Bahnschrift Condensed" w:hAnsi="Bahnschrift Condensed"/>
           <w:sz w:val="56"/>
           <w:szCs w:val="56"/>
+        </w:rPr>
+      </w:pPr>
+    </w:p>
+    <w:p>
+      <w:pPr>
+        <w:rPr>
+          <w:rFonts w:ascii="Bahnschrift Condensed" w:hAnsi="Bahnschrift Condensed"/>
+          <w:sz w:val="24"/>
+          <w:szCs w:val="24"/>
+        </w:rPr>
+      </w:pPr>
+    </w:p>
+    <w:p>
+      <w:pPr>
+        <w:rPr>
+          <w:rFonts w:ascii="Bahnschrift Condensed" w:hAnsi="Bahnschrift Condensed"/>
+          <w:sz w:val="24"/>
+          <w:szCs w:val="24"/>
         </w:rPr>
       </w:pPr>
     </w:p>
@@ -290,9 +308,6 @@
       </w:sdtEndPr>
       <w:sdtContent>
         <w:p>
-          <w:pPr>
-            <w:pStyle w:val="Ttulo3Car"/>
-          </w:pPr>
           <w:r>
             <w:rPr>
               <w:lang w:val="es-ES"/>
@@ -321,13 +336,13 @@
           <w:r>
             <w:fldChar w:fldCharType="separate"/>
           </w:r>
-          <w:hyperlink w:anchor="_Toc179322888" w:history="1">
+          <w:hyperlink w:anchor="_Toc180559213" w:history="1">
             <w:r>
               <w:rPr>
                 <w:rStyle w:val="Hipervnculo"/>
                 <w:noProof/>
               </w:rPr>
-              <w:t>Manual de usuario</w:t>
+              <w:t>Manual de Usuario</w:t>
             </w:r>
             <w:r>
               <w:rPr>
@@ -348,7 +363,7 @@
                 <w:noProof/>
                 <w:webHidden/>
               </w:rPr>
-              <w:instrText xml:space="preserve"> PAGEREF _Toc179322888 \h </w:instrText>
+              <w:instrText xml:space="preserve"> PAGEREF _Toc180559213 \h </w:instrText>
             </w:r>
             <w:r>
               <w:rPr>
@@ -369,76 +384,6 @@
                 <w:webHidden/>
               </w:rPr>
               <w:t>3</w:t>
-            </w:r>
-            <w:r>
-              <w:rPr>
-                <w:noProof/>
-                <w:webHidden/>
-              </w:rPr>
-              <w:fldChar w:fldCharType="end"/>
-            </w:r>
-          </w:hyperlink>
-        </w:p>
-        <w:p>
-          <w:pPr>
-            <w:pStyle w:val="TDC1"/>
-            <w:tabs>
-              <w:tab w:val="right" w:leader="dot" w:pos="8828"/>
-            </w:tabs>
-            <w:rPr>
-              <w:rFonts w:asciiTheme="minorHAnsi" w:eastAsiaTheme="minorEastAsia" w:hAnsiTheme="minorHAnsi"/>
-              <w:noProof/>
-              <w:lang w:eastAsia="es-GT"/>
-            </w:rPr>
-          </w:pPr>
-          <w:hyperlink w:anchor="_Toc179322889" w:history="1">
-            <w:r>
-              <w:rPr>
-                <w:rStyle w:val="Hipervnculo"/>
-                <w:noProof/>
-              </w:rPr>
-              <w:t>Manual de Usuario</w:t>
-            </w:r>
-            <w:r>
-              <w:rPr>
-                <w:noProof/>
-                <w:webHidden/>
-              </w:rPr>
-              <w:tab/>
-            </w:r>
-            <w:r>
-              <w:rPr>
-                <w:noProof/>
-                <w:webHidden/>
-              </w:rPr>
-              <w:fldChar w:fldCharType="begin"/>
-            </w:r>
-            <w:r>
-              <w:rPr>
-                <w:noProof/>
-                <w:webHidden/>
-              </w:rPr>
-              <w:instrText xml:space="preserve"> PAGEREF _Toc179322889 \h </w:instrText>
-            </w:r>
-            <w:r>
-              <w:rPr>
-                <w:noProof/>
-                <w:webHidden/>
-              </w:rPr>
-            </w:r>
-            <w:r>
-              <w:rPr>
-                <w:noProof/>
-                <w:webHidden/>
-              </w:rPr>
-              <w:fldChar w:fldCharType="separate"/>
-            </w:r>
-            <w:r>
-              <w:rPr>
-                <w:noProof/>
-                <w:webHidden/>
-              </w:rPr>
-              <w:t>4</w:t>
             </w:r>
             <w:r>
               <w:rPr>
@@ -461,7 +406,7 @@
               <w:lang w:eastAsia="es-GT"/>
             </w:rPr>
           </w:pPr>
-          <w:hyperlink w:anchor="_Toc179322890" w:history="1">
+          <w:hyperlink w:anchor="_Toc180559214" w:history="1">
             <w:r>
               <w:rPr>
                 <w:rStyle w:val="Hipervnculo"/>
@@ -488,7 +433,7 @@
                 <w:noProof/>
                 <w:webHidden/>
               </w:rPr>
-              <w:instrText xml:space="preserve"> PAGEREF _Toc179322890 \h </w:instrText>
+              <w:instrText xml:space="preserve"> PAGEREF _Toc180559214 \h </w:instrText>
             </w:r>
             <w:r>
               <w:rPr>
@@ -508,7 +453,7 @@
                 <w:noProof/>
                 <w:webHidden/>
               </w:rPr>
-              <w:t>4</w:t>
+              <w:t>3</w:t>
             </w:r>
             <w:r>
               <w:rPr>
@@ -531,7 +476,7 @@
               <w:lang w:eastAsia="es-GT"/>
             </w:rPr>
           </w:pPr>
-          <w:hyperlink w:anchor="_Toc179322891" w:history="1">
+          <w:hyperlink w:anchor="_Toc180559215" w:history="1">
             <w:r>
               <w:rPr>
                 <w:rStyle w:val="Hipervnculo"/>
@@ -558,7 +503,7 @@
                 <w:noProof/>
                 <w:webHidden/>
               </w:rPr>
-              <w:instrText xml:space="preserve"> PAGEREF _Toc179322891 \h </w:instrText>
+              <w:instrText xml:space="preserve"> PAGEREF _Toc180559215 \h </w:instrText>
             </w:r>
             <w:r>
               <w:rPr>
@@ -578,7 +523,7 @@
                 <w:noProof/>
                 <w:webHidden/>
               </w:rPr>
-              <w:t>4</w:t>
+              <w:t>3</w:t>
             </w:r>
             <w:r>
               <w:rPr>
@@ -601,7 +546,7 @@
               <w:lang w:eastAsia="es-GT"/>
             </w:rPr>
           </w:pPr>
-          <w:hyperlink w:anchor="_Toc179322892" w:history="1">
+          <w:hyperlink w:anchor="_Toc180559216" w:history="1">
             <w:r>
               <w:rPr>
                 <w:rStyle w:val="Hipervnculo"/>
@@ -628,7 +573,7 @@
                 <w:noProof/>
                 <w:webHidden/>
               </w:rPr>
-              <w:instrText xml:space="preserve"> PAGEREF _Toc179322892 \h </w:instrText>
+              <w:instrText xml:space="preserve"> PAGEREF _Toc180559216 \h </w:instrText>
             </w:r>
             <w:r>
               <w:rPr>
@@ -648,7 +593,7 @@
                 <w:noProof/>
                 <w:webHidden/>
               </w:rPr>
-              <w:t>4</w:t>
+              <w:t>3</w:t>
             </w:r>
             <w:r>
               <w:rPr>
@@ -671,7 +616,7 @@
               <w:lang w:eastAsia="es-GT"/>
             </w:rPr>
           </w:pPr>
-          <w:hyperlink w:anchor="_Toc179322893" w:history="1">
+          <w:hyperlink w:anchor="_Toc180559217" w:history="1">
             <w:r>
               <w:rPr>
                 <w:rStyle w:val="Hipervnculo"/>
@@ -698,7 +643,7 @@
                 <w:noProof/>
                 <w:webHidden/>
               </w:rPr>
-              <w:instrText xml:space="preserve"> PAGEREF _Toc179322893 \h </w:instrText>
+              <w:instrText xml:space="preserve"> PAGEREF _Toc180559217 \h </w:instrText>
             </w:r>
             <w:r>
               <w:rPr>
@@ -718,147 +663,7 @@
                 <w:noProof/>
                 <w:webHidden/>
               </w:rPr>
-              <w:t>5</w:t>
-            </w:r>
-            <w:r>
-              <w:rPr>
-                <w:noProof/>
-                <w:webHidden/>
-              </w:rPr>
-              <w:fldChar w:fldCharType="end"/>
-            </w:r>
-          </w:hyperlink>
-        </w:p>
-        <w:p>
-          <w:pPr>
-            <w:pStyle w:val="TDC1"/>
-            <w:tabs>
-              <w:tab w:val="right" w:leader="dot" w:pos="8828"/>
-            </w:tabs>
-            <w:rPr>
-              <w:rFonts w:asciiTheme="minorHAnsi" w:eastAsiaTheme="minorEastAsia" w:hAnsiTheme="minorHAnsi"/>
-              <w:noProof/>
-              <w:lang w:eastAsia="es-GT"/>
-            </w:rPr>
-          </w:pPr>
-          <w:hyperlink w:anchor="_Toc179322894" w:history="1">
-            <w:r>
-              <w:rPr>
-                <w:rStyle w:val="Hipervnculo"/>
-                <w:noProof/>
-              </w:rPr>
-              <w:t>Manual Técnico</w:t>
-            </w:r>
-            <w:r>
-              <w:rPr>
-                <w:noProof/>
-                <w:webHidden/>
-              </w:rPr>
-              <w:tab/>
-            </w:r>
-            <w:r>
-              <w:rPr>
-                <w:noProof/>
-                <w:webHidden/>
-              </w:rPr>
-              <w:fldChar w:fldCharType="begin"/>
-            </w:r>
-            <w:r>
-              <w:rPr>
-                <w:noProof/>
-                <w:webHidden/>
-              </w:rPr>
-              <w:instrText xml:space="preserve"> PAGEREF _Toc179322894 \h </w:instrText>
-            </w:r>
-            <w:r>
-              <w:rPr>
-                <w:noProof/>
-                <w:webHidden/>
-              </w:rPr>
-            </w:r>
-            <w:r>
-              <w:rPr>
-                <w:noProof/>
-                <w:webHidden/>
-              </w:rPr>
-              <w:fldChar w:fldCharType="separate"/>
-            </w:r>
-            <w:r>
-              <w:rPr>
-                <w:noProof/>
-                <w:webHidden/>
-              </w:rPr>
-              <w:t>6</w:t>
-            </w:r>
-            <w:r>
-              <w:rPr>
-                <w:noProof/>
-                <w:webHidden/>
-              </w:rPr>
-              <w:fldChar w:fldCharType="end"/>
-            </w:r>
-          </w:hyperlink>
-        </w:p>
-        <w:p>
-          <w:pPr>
-            <w:pStyle w:val="TDC1"/>
-            <w:tabs>
-              <w:tab w:val="right" w:leader="dot" w:pos="8828"/>
-            </w:tabs>
-            <w:rPr>
-              <w:rFonts w:asciiTheme="minorHAnsi" w:eastAsiaTheme="minorEastAsia" w:hAnsiTheme="minorHAnsi"/>
-              <w:noProof/>
-              <w:lang w:eastAsia="es-GT"/>
-            </w:rPr>
-          </w:pPr>
-          <w:hyperlink w:anchor="_Toc179322895" w:history="1">
-            <w:r>
-              <w:rPr>
-                <w:rStyle w:val="Hipervnculo"/>
-                <w:noProof/>
-              </w:rPr>
-              <w:t>Manual Técnico</w:t>
-            </w:r>
-            <w:r>
-              <w:rPr>
-                <w:noProof/>
-                <w:webHidden/>
-              </w:rPr>
-              <w:tab/>
-            </w:r>
-            <w:r>
-              <w:rPr>
-                <w:noProof/>
-                <w:webHidden/>
-              </w:rPr>
-              <w:fldChar w:fldCharType="begin"/>
-            </w:r>
-            <w:r>
-              <w:rPr>
-                <w:noProof/>
-                <w:webHidden/>
-              </w:rPr>
-              <w:instrText xml:space="preserve"> PAGEREF _Toc179322895 \h </w:instrText>
-            </w:r>
-            <w:r>
-              <w:rPr>
-                <w:noProof/>
-                <w:webHidden/>
-              </w:rPr>
-            </w:r>
-            <w:r>
-              <w:rPr>
-                <w:noProof/>
-                <w:webHidden/>
-              </w:rPr>
-              <w:fldChar w:fldCharType="separate"/>
-            </w:r>
-            <w:r>
-              <w:rPr>
-                <w:noProof/>
-                <w:webHidden/>
-              </w:rPr>
-              <w:t>7</w:t>
+              <w:t>4</w:t>
             </w:r>
             <w:r>
               <w:rPr>
@@ -881,7 +686,7 @@
               <w:lang w:eastAsia="es-GT"/>
             </w:rPr>
           </w:pPr>
-          <w:hyperlink w:anchor="_Toc179322896" w:history="1">
+          <w:hyperlink w:anchor="_Toc180559218" w:history="1">
             <w:r>
               <w:rPr>
                 <w:rStyle w:val="Hipervnculo"/>
@@ -908,7 +713,7 @@
                 <w:noProof/>
                 <w:webHidden/>
               </w:rPr>
-              <w:instrText xml:space="preserve"> PAGEREF _Toc179322896 \h </w:instrText>
+              <w:instrText xml:space="preserve"> PAGEREF _Toc180559218 \h </w:instrText>
             </w:r>
             <w:r>
               <w:rPr>
@@ -928,7 +733,7 @@
                 <w:noProof/>
                 <w:webHidden/>
               </w:rPr>
-              <w:t>7</w:t>
+              <w:t>6</w:t>
             </w:r>
             <w:r>
               <w:rPr>
@@ -951,7 +756,7 @@
               <w:lang w:eastAsia="es-GT"/>
             </w:rPr>
           </w:pPr>
-          <w:hyperlink w:anchor="_Toc179322897" w:history="1">
+          <w:hyperlink w:anchor="_Toc180559219" w:history="1">
             <w:r>
               <w:rPr>
                 <w:rStyle w:val="Hipervnculo"/>
@@ -978,7 +783,7 @@
                 <w:noProof/>
                 <w:webHidden/>
               </w:rPr>
-              <w:instrText xml:space="preserve"> PAGEREF _Toc179322897 \h </w:instrText>
+              <w:instrText xml:space="preserve"> PAGEREF _Toc180559219 \h </w:instrText>
             </w:r>
             <w:r>
               <w:rPr>
@@ -998,7 +803,7 @@
                 <w:noProof/>
                 <w:webHidden/>
               </w:rPr>
-              <w:t>7</w:t>
+              <w:t>6</w:t>
             </w:r>
             <w:r>
               <w:rPr>
@@ -1021,7 +826,7 @@
               <w:lang w:eastAsia="es-GT"/>
             </w:rPr>
           </w:pPr>
-          <w:hyperlink w:anchor="_Toc179322898" w:history="1">
+          <w:hyperlink w:anchor="_Toc180559220" w:history="1">
             <w:r>
               <w:rPr>
                 <w:rStyle w:val="Hipervnculo"/>
@@ -1048,7 +853,7 @@
                 <w:noProof/>
                 <w:webHidden/>
               </w:rPr>
-              <w:instrText xml:space="preserve"> PAGEREF _Toc179322898 \h </w:instrText>
+              <w:instrText xml:space="preserve"> PAGEREF _Toc180559220 \h </w:instrText>
             </w:r>
             <w:r>
               <w:rPr>
@@ -1068,7 +873,7 @@
                 <w:noProof/>
                 <w:webHidden/>
               </w:rPr>
-              <w:t>7</w:t>
+              <w:t>6</w:t>
             </w:r>
             <w:r>
               <w:rPr>
@@ -1091,7 +896,7 @@
               <w:lang w:eastAsia="es-GT"/>
             </w:rPr>
           </w:pPr>
-          <w:hyperlink w:anchor="_Toc179322899" w:history="1">
+          <w:hyperlink w:anchor="_Toc180559221" w:history="1">
             <w:r>
               <w:rPr>
                 <w:rStyle w:val="Hipervnculo"/>
@@ -1118,7 +923,7 @@
                 <w:noProof/>
                 <w:webHidden/>
               </w:rPr>
-              <w:instrText xml:space="preserve"> PAGEREF _Toc179322899 \h </w:instrText>
+              <w:instrText xml:space="preserve"> PAGEREF _Toc180559221 \h </w:instrText>
             </w:r>
             <w:r>
               <w:rPr>
@@ -1138,7 +943,7 @@
                 <w:noProof/>
                 <w:webHidden/>
               </w:rPr>
-              <w:t>7</w:t>
+              <w:t>6</w:t>
             </w:r>
             <w:r>
               <w:rPr>
@@ -1161,7 +966,7 @@
               <w:lang w:eastAsia="es-GT"/>
             </w:rPr>
           </w:pPr>
-          <w:hyperlink w:anchor="_Toc179322900" w:history="1">
+          <w:hyperlink w:anchor="_Toc180559222" w:history="1">
             <w:r>
               <w:rPr>
                 <w:rStyle w:val="Hipervnculo"/>
@@ -1188,7 +993,7 @@
                 <w:noProof/>
                 <w:webHidden/>
               </w:rPr>
-              <w:instrText xml:space="preserve"> PAGEREF _Toc179322900 \h </w:instrText>
+              <w:instrText xml:space="preserve"> PAGEREF _Toc180559222 \h </w:instrText>
             </w:r>
             <w:r>
               <w:rPr>
@@ -1208,7 +1013,7 @@
                 <w:noProof/>
                 <w:webHidden/>
               </w:rPr>
-              <w:t>7</w:t>
+              <w:t>6</w:t>
             </w:r>
             <w:r>
               <w:rPr>
@@ -1231,7 +1036,7 @@
               <w:lang w:eastAsia="es-GT"/>
             </w:rPr>
           </w:pPr>
-          <w:hyperlink w:anchor="_Toc179322901" w:history="1">
+          <w:hyperlink w:anchor="_Toc180559223" w:history="1">
             <w:r>
               <w:rPr>
                 <w:rStyle w:val="Hipervnculo"/>
@@ -1258,7 +1063,7 @@
                 <w:noProof/>
                 <w:webHidden/>
               </w:rPr>
-              <w:instrText xml:space="preserve"> PAGEREF _Toc179322901 \h </w:instrText>
+              <w:instrText xml:space="preserve"> PAGEREF _Toc180559223 \h </w:instrText>
             </w:r>
             <w:r>
               <w:rPr>
@@ -1278,7 +1083,7 @@
                 <w:noProof/>
                 <w:webHidden/>
               </w:rPr>
-              <w:t>7</w:t>
+              <w:t>6</w:t>
             </w:r>
             <w:r>
               <w:rPr>
@@ -1301,7 +1106,7 @@
               <w:lang w:eastAsia="es-GT"/>
             </w:rPr>
           </w:pPr>
-          <w:hyperlink w:anchor="_Toc179322902" w:history="1">
+          <w:hyperlink w:anchor="_Toc180559224" w:history="1">
             <w:r>
               <w:rPr>
                 <w:rStyle w:val="Hipervnculo"/>
@@ -1328,7 +1133,7 @@
                 <w:noProof/>
                 <w:webHidden/>
               </w:rPr>
-              <w:instrText xml:space="preserve"> PAGEREF _Toc179322902 \h </w:instrText>
+              <w:instrText xml:space="preserve"> PAGEREF _Toc180559224 \h </w:instrText>
             </w:r>
             <w:r>
               <w:rPr>
@@ -1348,7 +1153,7 @@
                 <w:noProof/>
                 <w:webHidden/>
               </w:rPr>
-              <w:t>8</w:t>
+              <w:t>7</w:t>
             </w:r>
             <w:r>
               <w:rPr>
@@ -1371,7 +1176,7 @@
               <w:lang w:eastAsia="es-GT"/>
             </w:rPr>
           </w:pPr>
-          <w:hyperlink w:anchor="_Toc179322903" w:history="1">
+          <w:hyperlink w:anchor="_Toc180559225" w:history="1">
             <w:r>
               <w:rPr>
                 <w:rStyle w:val="Hipervnculo"/>
@@ -1398,7 +1203,7 @@
                 <w:noProof/>
                 <w:webHidden/>
               </w:rPr>
-              <w:instrText xml:space="preserve"> PAGEREF _Toc179322903 \h </w:instrText>
+              <w:instrText xml:space="preserve"> PAGEREF _Toc180559225 \h </w:instrText>
             </w:r>
             <w:r>
               <w:rPr>
@@ -1418,7 +1223,7 @@
                 <w:noProof/>
                 <w:webHidden/>
               </w:rPr>
-              <w:t>8</w:t>
+              <w:t>7</w:t>
             </w:r>
             <w:r>
               <w:rPr>
@@ -1441,7 +1246,7 @@
               <w:lang w:eastAsia="es-GT"/>
             </w:rPr>
           </w:pPr>
-          <w:hyperlink w:anchor="_Toc179322904" w:history="1">
+          <w:hyperlink w:anchor="_Toc180559226" w:history="1">
             <w:r>
               <w:rPr>
                 <w:rStyle w:val="Hipervnculo"/>
@@ -1468,7 +1273,7 @@
                 <w:noProof/>
                 <w:webHidden/>
               </w:rPr>
-              <w:instrText xml:space="preserve"> PAGEREF _Toc179322904 \h </w:instrText>
+              <w:instrText xml:space="preserve"> PAGEREF _Toc180559226 \h </w:instrText>
             </w:r>
             <w:r>
               <w:rPr>
@@ -1488,7 +1293,7 @@
                 <w:noProof/>
                 <w:webHidden/>
               </w:rPr>
-              <w:t>9</w:t>
+              <w:t>8</w:t>
             </w:r>
             <w:r>
               <w:rPr>
@@ -1511,7 +1316,7 @@
               <w:lang w:eastAsia="es-GT"/>
             </w:rPr>
           </w:pPr>
-          <w:hyperlink w:anchor="_Toc179322905" w:history="1">
+          <w:hyperlink w:anchor="_Toc180559227" w:history="1">
             <w:r>
               <w:rPr>
                 <w:rStyle w:val="Hipervnculo"/>
@@ -1538,7 +1343,7 @@
                 <w:noProof/>
                 <w:webHidden/>
               </w:rPr>
-              <w:instrText xml:space="preserve"> PAGEREF _Toc179322905 \h </w:instrText>
+              <w:instrText xml:space="preserve"> PAGEREF _Toc180559227 \h </w:instrText>
             </w:r>
             <w:r>
               <w:rPr>
@@ -1558,7 +1363,7 @@
                 <w:noProof/>
                 <w:webHidden/>
               </w:rPr>
-              <w:t>10</w:t>
+              <w:t>9</w:t>
             </w:r>
             <w:r>
               <w:rPr>
@@ -1588,6 +1393,7 @@
           <w:rFonts w:ascii="Bahnschrift Condensed" w:hAnsi="Bahnschrift Condensed"/>
           <w:sz w:val="48"/>
           <w:szCs w:val="48"/>
+          <w:u w:val="single"/>
         </w:rPr>
       </w:pPr>
     </w:p>
@@ -1603,7 +1409,6 @@
     </w:p>
     <w:p>
       <w:pPr>
-        <w:jc w:val="right"/>
         <w:rPr>
           <w:rFonts w:ascii="Bahnschrift Condensed" w:hAnsi="Bahnschrift Condensed"/>
           <w:sz w:val="56"/>
@@ -1613,205 +1418,6 @@
     </w:p>
     <w:p>
       <w:pPr>
-        <w:jc w:val="right"/>
-        <w:rPr>
-          <w:rFonts w:ascii="Bahnschrift Condensed" w:hAnsi="Bahnschrift Condensed"/>
-          <w:sz w:val="56"/>
-          <w:szCs w:val="56"/>
-        </w:rPr>
-      </w:pPr>
-    </w:p>
-    <w:p>
-      <w:pPr>
-        <w:jc w:val="right"/>
-        <w:rPr>
-          <w:rFonts w:ascii="Bahnschrift Condensed" w:hAnsi="Bahnschrift Condensed"/>
-          <w:sz w:val="56"/>
-          <w:szCs w:val="56"/>
-        </w:rPr>
-      </w:pPr>
-    </w:p>
-    <w:p>
-      <w:pPr>
-        <w:rPr>
-          <w:rFonts w:ascii="Bahnschrift Condensed" w:hAnsi="Bahnschrift Condensed"/>
-        </w:rPr>
-      </w:pPr>
-    </w:p>
-    <w:p>
-      <w:pPr>
-        <w:rPr>
-          <w:rFonts w:ascii="Bahnschrift Condensed" w:hAnsi="Bahnschrift Condensed"/>
-        </w:rPr>
-      </w:pPr>
-    </w:p>
-    <w:p>
-      <w:pPr>
-        <w:rPr>
-          <w:rFonts w:ascii="Bahnschrift Condensed" w:hAnsi="Bahnschrift Condensed"/>
-        </w:rPr>
-      </w:pPr>
-    </w:p>
-    <w:p>
-      <w:pPr>
-        <w:rPr>
-          <w:rFonts w:ascii="Bahnschrift Condensed" w:hAnsi="Bahnschrift Condensed"/>
-        </w:rPr>
-      </w:pPr>
-    </w:p>
-    <w:p>
-      <w:pPr>
-        <w:rPr>
-          <w:rFonts w:ascii="Bahnschrift Condensed" w:hAnsi="Bahnschrift Condensed"/>
-        </w:rPr>
-      </w:pPr>
-    </w:p>
-    <w:p>
-      <w:pPr>
-        <w:rPr>
-          <w:rFonts w:ascii="Bahnschrift Condensed" w:hAnsi="Bahnschrift Condensed"/>
-        </w:rPr>
-      </w:pPr>
-    </w:p>
-    <w:p>
-      <w:pPr>
-        <w:rPr>
-          <w:rFonts w:ascii="Bahnschrift Condensed" w:hAnsi="Bahnschrift Condensed"/>
-        </w:rPr>
-      </w:pPr>
-    </w:p>
-    <w:p>
-      <w:pPr>
-        <w:rPr>
-          <w:rFonts w:ascii="Bahnschrift Condensed" w:hAnsi="Bahnschrift Condensed"/>
-        </w:rPr>
-      </w:pPr>
-    </w:p>
-    <w:p>
-      <w:pPr>
-        <w:rPr>
-          <w:rFonts w:ascii="Bahnschrift Condensed" w:hAnsi="Bahnschrift Condensed"/>
-        </w:rPr>
-      </w:pPr>
-    </w:p>
-    <w:p>
-      <w:pPr>
-        <w:pStyle w:val="Ttulo1"/>
-        <w:rPr>
-          <w:sz w:val="96"/>
-          <w:szCs w:val="44"/>
-        </w:rPr>
-      </w:pPr>
-      <w:bookmarkStart w:id="0" w:name="_Toc179322888"/>
-      <w:r>
-        <w:rPr>
-          <w:sz w:val="96"/>
-          <w:szCs w:val="44"/>
-        </w:rPr>
-        <w:t>Manual de usuario</w:t>
-      </w:r>
-      <w:bookmarkEnd w:id="0"/>
-    </w:p>
-    <w:p>
-      <w:pPr>
-        <w:rPr>
-          <w:rFonts w:ascii="Bahnschrift Condensed" w:hAnsi="Bahnschrift Condensed"/>
-        </w:rPr>
-      </w:pPr>
-    </w:p>
-    <w:p>
-      <w:pPr>
-        <w:rPr>
-          <w:rFonts w:ascii="Bahnschrift Condensed" w:hAnsi="Bahnschrift Condensed"/>
-        </w:rPr>
-      </w:pPr>
-    </w:p>
-    <w:p>
-      <w:pPr>
-        <w:rPr>
-          <w:rFonts w:ascii="Bahnschrift Condensed" w:hAnsi="Bahnschrift Condensed"/>
-        </w:rPr>
-      </w:pPr>
-    </w:p>
-    <w:p>
-      <w:pPr>
-        <w:rPr>
-          <w:rFonts w:ascii="Bahnschrift Condensed" w:hAnsi="Bahnschrift Condensed"/>
-        </w:rPr>
-      </w:pPr>
-    </w:p>
-    <w:p>
-      <w:pPr>
-        <w:rPr>
-          <w:rFonts w:ascii="Bahnschrift Condensed" w:hAnsi="Bahnschrift Condensed"/>
-        </w:rPr>
-      </w:pPr>
-    </w:p>
-    <w:p>
-      <w:pPr>
-        <w:rPr>
-          <w:rFonts w:ascii="Bahnschrift Condensed" w:hAnsi="Bahnschrift Condensed"/>
-        </w:rPr>
-      </w:pPr>
-    </w:p>
-    <w:p>
-      <w:pPr>
-        <w:rPr>
-          <w:rFonts w:ascii="Bahnschrift Condensed" w:hAnsi="Bahnschrift Condensed"/>
-        </w:rPr>
-      </w:pPr>
-    </w:p>
-    <w:p>
-      <w:pPr>
-        <w:rPr>
-          <w:rFonts w:ascii="Bahnschrift Condensed" w:hAnsi="Bahnschrift Condensed"/>
-        </w:rPr>
-      </w:pPr>
-    </w:p>
-    <w:p>
-      <w:pPr>
-        <w:rPr>
-          <w:rFonts w:ascii="Bahnschrift Condensed" w:hAnsi="Bahnschrift Condensed"/>
-        </w:rPr>
-      </w:pPr>
-    </w:p>
-    <w:p>
-      <w:pPr>
-        <w:rPr>
-          <w:rFonts w:ascii="Bahnschrift Condensed" w:hAnsi="Bahnschrift Condensed"/>
-        </w:rPr>
-      </w:pPr>
-    </w:p>
-    <w:p>
-      <w:pPr>
-        <w:rPr>
-          <w:rFonts w:ascii="Bahnschrift Condensed" w:hAnsi="Bahnschrift Condensed"/>
-        </w:rPr>
-      </w:pPr>
-    </w:p>
-    <w:p>
-      <w:pPr>
-        <w:rPr>
-          <w:rFonts w:ascii="Bahnschrift Condensed" w:hAnsi="Bahnschrift Condensed"/>
-        </w:rPr>
-      </w:pPr>
-    </w:p>
-    <w:p>
-      <w:pPr>
-        <w:rPr>
-          <w:rFonts w:ascii="Bahnschrift Condensed" w:hAnsi="Bahnschrift Condensed"/>
-        </w:rPr>
-      </w:pPr>
-    </w:p>
-    <w:p>
-      <w:pPr>
-        <w:rPr>
-          <w:rFonts w:ascii="Bahnschrift Condensed" w:hAnsi="Bahnschrift Condensed"/>
-        </w:rPr>
-      </w:pPr>
-    </w:p>
-    <w:p>
-      <w:pPr>
         <w:rPr>
           <w:rFonts w:ascii="Bahnschrift Condensed" w:hAnsi="Bahnschrift Condensed"/>
           <w:sz w:val="24"/>
@@ -1823,11 +1429,16 @@
       <w:pPr>
         <w:pStyle w:val="Ttulo1"/>
       </w:pPr>
-      <w:bookmarkStart w:id="1" w:name="_Toc179322889"/>
+      <w:bookmarkStart w:id="0" w:name="_Toc180559213"/>
+    </w:p>
+    <w:p>
+      <w:pPr>
+        <w:pStyle w:val="Ttulo1"/>
+      </w:pPr>
       <w:r>
         <w:t>Manual de Usuario</w:t>
       </w:r>
-      <w:bookmarkEnd w:id="1"/>
+      <w:bookmarkEnd w:id="0"/>
     </w:p>
     <w:p/>
     <w:p>
@@ -1835,18 +1446,16 @@
         <w:pStyle w:val="Ttulo2"/>
         <w:ind w:left="720"/>
       </w:pPr>
-      <w:bookmarkStart w:id="2" w:name="_Toc179322890"/>
-      <w:r>
-        <w:t>Objetivos del Proyecto</w:t>
-      </w:r>
-      <w:r>
-        <w:t>:</w:t>
-      </w:r>
-      <w:bookmarkEnd w:id="2"/>
+      <w:bookmarkStart w:id="1" w:name="_Toc180559214"/>
+      <w:r>
+        <w:t>Objetivos del Proyecto:</w:t>
+      </w:r>
+      <w:bookmarkEnd w:id="1"/>
     </w:p>
     <w:p/>
     <w:p>
       <w:pPr>
+        <w:jc w:val="both"/>
         <w:rPr>
           <w:rFonts w:cs="Arial"/>
           <w:sz w:val="24"/>
@@ -1859,7 +1468,7 @@
           <w:sz w:val="24"/>
           <w:szCs w:val="24"/>
         </w:rPr>
-        <w:t>El objetivo principal del proyecto es ayudar a todos los estudiantes a mejorar su velocidad al escribir en el teclado. A través de una interfaz de usuario interactiva, el juego permite practicar la mecanografía de manera efectiva y divertida</w:t>
+        <w:t xml:space="preserve">     </w:t>
       </w:r>
       <w:r>
         <w:rPr>
@@ -1867,7 +1476,7 @@
           <w:sz w:val="24"/>
           <w:szCs w:val="24"/>
         </w:rPr>
-        <w:t xml:space="preserve"> mostrando datos de sus avances</w:t>
+        <w:t>El objetivo principal del proyecto es ayudar a todos los estudiantes a mejorar su velocidad al escribir en el teclado. A través de una interfaz de usuario interactiva, el juego permite practicar la mecanografía de manera efectiva y divertida</w:t>
       </w:r>
       <w:r>
         <w:rPr>
@@ -1875,16 +1484,24 @@
           <w:sz w:val="24"/>
           <w:szCs w:val="24"/>
         </w:rPr>
-        <w:t>.</w:t>
-      </w:r>
-    </w:p>
-    <w:p>
-      <w:pPr>
+        <w:t xml:space="preserve"> mostrando datos de sus avances</w:t>
+      </w:r>
+      <w:r>
         <w:rPr>
           <w:rFonts w:cs="Arial"/>
           <w:sz w:val="24"/>
           <w:szCs w:val="24"/>
         </w:rPr>
+        <w:t>.</w:t>
+      </w:r>
+    </w:p>
+    <w:p>
+      <w:pPr>
+        <w:rPr>
+          <w:rFonts w:cs="Arial"/>
+          <w:sz w:val="24"/>
+          <w:szCs w:val="24"/>
+        </w:rPr>
       </w:pPr>
     </w:p>
     <w:p>
@@ -1892,7 +1509,7 @@
         <w:pStyle w:val="Ttulo2"/>
         <w:ind w:left="720"/>
       </w:pPr>
-      <w:bookmarkStart w:id="3" w:name="_Toc179322891"/>
+      <w:bookmarkStart w:id="2" w:name="_Toc180559215"/>
       <w:proofErr w:type="spellStart"/>
       <w:r>
         <w:t>Fron-</w:t>
@@ -1904,7 +1521,7 @@
       <w:r>
         <w:t>:</w:t>
       </w:r>
-      <w:bookmarkEnd w:id="3"/>
+      <w:bookmarkEnd w:id="2"/>
     </w:p>
     <w:p/>
     <w:p>
@@ -1912,17 +1529,18 @@
         <w:pStyle w:val="Ttulo3"/>
         <w:ind w:left="1080"/>
       </w:pPr>
-      <w:bookmarkStart w:id="4" w:name="_Toc179322892"/>
+      <w:bookmarkStart w:id="3" w:name="_Toc180559216"/>
       <w:r>
         <w:t xml:space="preserve">Interfaz al comenzar el </w:t>
       </w:r>
       <w:r>
         <w:t>juego</w:t>
       </w:r>
-      <w:bookmarkEnd w:id="4"/>
-    </w:p>
-    <w:p>
-      <w:pPr>
+      <w:bookmarkEnd w:id="3"/>
+    </w:p>
+    <w:p>
+      <w:pPr>
+        <w:jc w:val="both"/>
         <w:rPr>
           <w:rFonts w:cs="Arial"/>
           <w:sz w:val="28"/>
@@ -1966,6 +1584,7 @@
     </w:p>
     <w:p>
       <w:pPr>
+        <w:jc w:val="both"/>
         <w:rPr>
           <w:rFonts w:cs="Arial"/>
           <w:sz w:val="24"/>
@@ -2001,6 +1620,7 @@
       <w:r>
         <w:rPr>
           <w:rFonts w:cs="Arial"/>
+          <w:noProof/>
           <w:sz w:val="28"/>
           <w:szCs w:val="28"/>
         </w:rPr>
@@ -2043,6 +1663,7 @@
     </w:p>
     <w:p>
       <w:pPr>
+        <w:jc w:val="both"/>
         <w:rPr>
           <w:rFonts w:cs="Arial"/>
           <w:sz w:val="28"/>
@@ -2060,6 +1681,7 @@
     </w:p>
     <w:p>
       <w:pPr>
+        <w:jc w:val="both"/>
         <w:rPr>
           <w:rFonts w:cs="Arial"/>
           <w:sz w:val="28"/>
@@ -2105,6 +1727,7 @@
       <w:r>
         <w:rPr>
           <w:rFonts w:cs="Arial"/>
+          <w:noProof/>
           <w:sz w:val="28"/>
           <w:szCs w:val="28"/>
         </w:rPr>
@@ -2150,11 +1773,11 @@
         <w:pStyle w:val="Ttulo3"/>
         <w:ind w:left="1080"/>
       </w:pPr>
-      <w:bookmarkStart w:id="5" w:name="_Toc179322893"/>
+      <w:bookmarkStart w:id="4" w:name="_Toc180559217"/>
       <w:r>
         <w:t>Interfaz al terminar el juego</w:t>
       </w:r>
-      <w:bookmarkEnd w:id="5"/>
+      <w:bookmarkEnd w:id="4"/>
     </w:p>
     <w:p>
       <w:pPr>
@@ -2184,7 +1807,6 @@
     </w:p>
     <w:p>
       <w:pPr>
-        <w:pStyle w:val="Ttulo1Car"/>
         <w:ind w:left="1068"/>
         <w:rPr>
           <w:rFonts w:cs="Arial"/>
@@ -2203,7 +1825,6 @@
     </w:p>
     <w:p>
       <w:pPr>
-        <w:pStyle w:val="Ttulo1Car"/>
         <w:ind w:left="1068"/>
         <w:rPr>
           <w:rFonts w:cs="Arial"/>
@@ -2227,57 +1848,48 @@
           <w:sz w:val="28"/>
           <w:szCs w:val="28"/>
         </w:rPr>
-        <w:t xml:space="preserve"> (Exactitud): Muestra la exactitud con la que escribió las palabras</w:t>
-      </w:r>
-      <w:r>
+        <w:t xml:space="preserve"> (Exactitud): Muestra la exactitud con la que escribió las palabras.</w:t>
+      </w:r>
+    </w:p>
+    <w:p>
+      <w:pPr>
+        <w:ind w:left="1068"/>
         <w:rPr>
           <w:rFonts w:cs="Arial"/>
           <w:sz w:val="28"/>
           <w:szCs w:val="28"/>
         </w:rPr>
-        <w:t>.</w:t>
-      </w:r>
-    </w:p>
-    <w:p>
-      <w:pPr>
-        <w:pStyle w:val="Ttulo1Car"/>
-        <w:ind w:left="1068"/>
+      </w:pPr>
+    </w:p>
+    <w:p>
+      <w:pPr>
         <w:rPr>
           <w:rFonts w:cs="Arial"/>
           <w:sz w:val="28"/>
           <w:szCs w:val="28"/>
         </w:rPr>
       </w:pPr>
-    </w:p>
-    <w:p>
-      <w:pPr>
-        <w:pStyle w:val="Ttulo1Car"/>
+      <w:r>
         <w:rPr>
           <w:rFonts w:cs="Arial"/>
           <w:sz w:val="28"/>
           <w:szCs w:val="28"/>
         </w:rPr>
-      </w:pPr>
-      <w:r>
+        <w:t>También puede reiniciar el juego desde el botón de abajo.</w:t>
+      </w:r>
+    </w:p>
+    <w:p>
+      <w:pPr>
         <w:rPr>
           <w:rFonts w:cs="Arial"/>
           <w:sz w:val="28"/>
           <w:szCs w:val="28"/>
         </w:rPr>
-        <w:t>También puede reiniciar el juego desde el botón de abajo.</w:t>
-      </w:r>
-    </w:p>
-    <w:p>
-      <w:pPr>
-        <w:rPr>
-          <w:rFonts w:cs="Arial"/>
-          <w:sz w:val="28"/>
-          <w:szCs w:val="28"/>
-        </w:rPr>
-      </w:pPr>
-      <w:r>
-        <w:rPr>
-          <w:rFonts w:cs="Arial"/>
+      </w:pPr>
+      <w:r>
+        <w:rPr>
+          <w:rFonts w:cs="Arial"/>
+          <w:noProof/>
           <w:sz w:val="28"/>
           <w:szCs w:val="28"/>
         </w:rPr>
@@ -2402,6 +2014,23 @@
     <w:p>
       <w:pPr>
         <w:rPr>
+          <w:rFonts w:ascii="Bahnschrift Condensed" w:hAnsi="Bahnschrift Condensed" w:cs="Arial"/>
+          <w:sz w:val="48"/>
+          <w:szCs w:val="48"/>
+        </w:rPr>
+      </w:pPr>
+      <w:r>
+        <w:rPr>
+          <w:rFonts w:ascii="Bahnschrift Condensed" w:hAnsi="Bahnschrift Condensed" w:cs="Arial"/>
+          <w:sz w:val="48"/>
+          <w:szCs w:val="48"/>
+        </w:rPr>
+        <w:t>Repositorio del proyecto:</w:t>
+      </w:r>
+    </w:p>
+    <w:p>
+      <w:pPr>
+        <w:rPr>
           <w:rFonts w:cs="Arial"/>
           <w:sz w:val="28"/>
           <w:szCs w:val="28"/>
@@ -2410,39 +2039,569 @@
     </w:p>
     <w:p>
       <w:pPr>
+        <w:jc w:val="center"/>
         <w:rPr>
           <w:rFonts w:cs="Arial"/>
           <w:sz w:val="28"/>
           <w:szCs w:val="28"/>
         </w:rPr>
       </w:pPr>
-    </w:p>
-    <w:p>
-      <w:pPr>
-        <w:rPr>
-          <w:rFonts w:cs="Arial"/>
+      <w:r>
+        <w:rPr>
+          <w:rFonts w:cs="Arial"/>
+          <w:noProof/>
           <w:sz w:val="28"/>
           <w:szCs w:val="28"/>
         </w:rPr>
+        <w:drawing>
+          <wp:inline distT="0" distB="0" distL="0" distR="0" wp14:anchorId="5BF1D68D" wp14:editId="1DB441F2">
+            <wp:extent cx="1975990" cy="1965960"/>
+            <wp:effectExtent l="0" t="0" r="5715" b="0"/>
+            <wp:docPr id="3" name="Imagen 3"/>
+            <wp:cNvGraphicFramePr>
+              <a:graphicFrameLocks xmlns:a="http://schemas.openxmlformats.org/drawingml/2006/main" noChangeAspect="1"/>
+            </wp:cNvGraphicFramePr>
+            <a:graphic xmlns:a="http://schemas.openxmlformats.org/drawingml/2006/main">
+              <a:graphicData uri="http://schemas.openxmlformats.org/drawingml/2006/picture">
+                <pic:pic xmlns:pic="http://schemas.openxmlformats.org/drawingml/2006/picture">
+                  <pic:nvPicPr>
+                    <pic:cNvPr id="1" name=""/>
+                    <pic:cNvPicPr/>
+                  </pic:nvPicPr>
+                  <pic:blipFill>
+                    <a:blip r:embed="rId10"/>
+                    <a:stretch>
+                      <a:fillRect/>
+                    </a:stretch>
+                  </pic:blipFill>
+                  <pic:spPr>
+                    <a:xfrm>
+                      <a:off x="0" y="0"/>
+                      <a:ext cx="1977957" cy="1967917"/>
+                    </a:xfrm>
+                    <a:prstGeom prst="rect">
+                      <a:avLst/>
+                    </a:prstGeom>
+                  </pic:spPr>
+                </pic:pic>
+              </a:graphicData>
+            </a:graphic>
+          </wp:inline>
+        </w:drawing>
+      </w:r>
+    </w:p>
+    <w:p>
+      <w:pPr>
+        <w:rPr>
+          <w:rFonts w:cs="Arial"/>
+          <w:sz w:val="28"/>
+          <w:szCs w:val="28"/>
+        </w:rPr>
+      </w:pPr>
+    </w:p>
+    <w:p>
+      <w:pPr>
+        <w:rPr>
+          <w:rFonts w:cs="Arial"/>
+          <w:sz w:val="28"/>
+          <w:szCs w:val="28"/>
+        </w:rPr>
+      </w:pPr>
+    </w:p>
+    <w:p>
+      <w:pPr>
+        <w:rPr>
+          <w:rFonts w:cs="Arial"/>
+          <w:sz w:val="28"/>
+          <w:szCs w:val="28"/>
+        </w:rPr>
+      </w:pPr>
+    </w:p>
+    <w:p>
+      <w:pPr>
+        <w:rPr>
+          <w:rFonts w:cs="Arial"/>
+          <w:sz w:val="28"/>
+          <w:szCs w:val="28"/>
+        </w:rPr>
+      </w:pPr>
+    </w:p>
+    <w:p>
+      <w:pPr>
+        <w:rPr>
+          <w:rFonts w:cs="Arial"/>
+          <w:sz w:val="28"/>
+          <w:szCs w:val="28"/>
+        </w:rPr>
+      </w:pPr>
+    </w:p>
+    <w:p>
+      <w:pPr>
+        <w:rPr>
+          <w:rFonts w:cs="Arial"/>
+          <w:sz w:val="28"/>
+          <w:szCs w:val="28"/>
+        </w:rPr>
+      </w:pPr>
+    </w:p>
+    <w:p>
+      <w:pPr>
+        <w:rPr>
+          <w:rFonts w:cs="Arial"/>
+          <w:sz w:val="28"/>
+          <w:szCs w:val="28"/>
+        </w:rPr>
+      </w:pPr>
+    </w:p>
+    <w:p>
+      <w:pPr>
+        <w:rPr>
+          <w:rFonts w:cs="Arial"/>
+          <w:sz w:val="28"/>
+          <w:szCs w:val="28"/>
+        </w:rPr>
+      </w:pPr>
+    </w:p>
+    <w:p>
+      <w:pPr>
+        <w:rPr>
+          <w:rFonts w:cs="Arial"/>
+          <w:sz w:val="28"/>
+          <w:szCs w:val="28"/>
+        </w:rPr>
+      </w:pPr>
+    </w:p>
+    <w:p/>
+    <w:p>
+      <w:pPr>
+        <w:pStyle w:val="Ttulo2"/>
+        <w:ind w:left="1236"/>
+      </w:pPr>
+    </w:p>
+    <w:p>
+      <w:pPr>
+        <w:pStyle w:val="Ttulo2"/>
       </w:pPr>
     </w:p>
     <w:p>
       <w:pPr>
         <w:pStyle w:val="Ttulo1"/>
-        <w:rPr>
-          <w:sz w:val="96"/>
-          <w:szCs w:val="44"/>
-        </w:rPr>
-      </w:pPr>
-      <w:bookmarkStart w:id="6" w:name="_Toc179322894"/>
-      <w:r>
-        <w:rPr>
-          <w:sz w:val="96"/>
-          <w:szCs w:val="44"/>
-        </w:rPr>
-        <w:t>Manual Técnico</w:t>
+      </w:pPr>
+      <w:r>
+        <w:t xml:space="preserve">Manual </w:t>
+      </w:r>
+      <w:r>
+        <w:t>Técnico</w:t>
+      </w:r>
+    </w:p>
+    <w:p/>
+    <w:p>
+      <w:pPr>
+        <w:pStyle w:val="Ttulo2"/>
+        <w:ind w:left="1236"/>
+      </w:pPr>
+    </w:p>
+    <w:p>
+      <w:pPr>
+        <w:pStyle w:val="Ttulo2"/>
+        <w:ind w:left="1236"/>
+      </w:pPr>
+      <w:bookmarkStart w:id="5" w:name="_Toc180559218"/>
+      <w:r>
+        <w:t>Requisitos del proyecto</w:t>
+      </w:r>
+      <w:bookmarkEnd w:id="5"/>
+    </w:p>
+    <w:p>
+      <w:pPr>
+        <w:ind w:left="708"/>
+      </w:pPr>
+      <w:r>
+        <w:t>Este proyecto es compatible con cualquier dispositivo, siempre y cuando tenga los siguientes requisitos.</w:t>
+      </w:r>
+    </w:p>
+    <w:p>
+      <w:pPr>
+        <w:numPr>
+          <w:ilvl w:val="0"/>
+          <w:numId w:val="6"/>
+        </w:numPr>
+        <w:spacing w:line="240" w:lineRule="auto"/>
+        <w:rPr>
+          <w:rFonts w:cs="Arial"/>
+        </w:rPr>
+      </w:pPr>
+      <w:r>
+        <w:rPr>
+          <w:rFonts w:cs="Arial"/>
+        </w:rPr>
+        <w:t>Uso de navegadores web</w:t>
+      </w:r>
+    </w:p>
+    <w:p>
+      <w:pPr>
+        <w:numPr>
+          <w:ilvl w:val="0"/>
+          <w:numId w:val="6"/>
+        </w:numPr>
+        <w:spacing w:line="240" w:lineRule="auto"/>
+        <w:rPr>
+          <w:rFonts w:cs="Arial"/>
+        </w:rPr>
+      </w:pPr>
+      <w:r>
+        <w:rPr>
+          <w:rFonts w:cs="Arial"/>
+        </w:rPr>
+        <w:t xml:space="preserve">Uso de </w:t>
+      </w:r>
+      <w:proofErr w:type="spellStart"/>
+      <w:r>
+        <w:rPr>
+          <w:rFonts w:cs="Arial"/>
+        </w:rPr>
+        <w:t>framework</w:t>
+      </w:r>
+      <w:proofErr w:type="spellEnd"/>
+      <w:r>
+        <w:rPr>
+          <w:rFonts w:cs="Arial"/>
+        </w:rPr>
+        <w:t xml:space="preserve"> de </w:t>
+      </w:r>
+      <w:proofErr w:type="spellStart"/>
+      <w:r>
+        <w:rPr>
+          <w:rFonts w:cs="Arial"/>
+        </w:rPr>
+        <w:t>Vue</w:t>
+      </w:r>
+      <w:proofErr w:type="spellEnd"/>
+    </w:p>
+    <w:p>
+      <w:pPr>
+        <w:numPr>
+          <w:ilvl w:val="0"/>
+          <w:numId w:val="6"/>
+        </w:numPr>
+        <w:spacing w:line="240" w:lineRule="auto"/>
+        <w:rPr>
+          <w:rFonts w:cs="Arial"/>
+        </w:rPr>
+      </w:pPr>
+      <w:r>
+        <w:rPr>
+          <w:rFonts w:cs="Arial"/>
+        </w:rPr>
+        <w:t>Uso de un editor de código</w:t>
+      </w:r>
+    </w:p>
+    <w:p>
+      <w:pPr>
+        <w:numPr>
+          <w:ilvl w:val="0"/>
+          <w:numId w:val="6"/>
+        </w:numPr>
+        <w:spacing w:line="240" w:lineRule="auto"/>
+        <w:rPr>
+          <w:rFonts w:cs="Arial"/>
+        </w:rPr>
+      </w:pPr>
+      <w:r>
+        <w:rPr>
+          <w:rFonts w:cs="Arial"/>
+        </w:rPr>
+        <w:t>Uso de Git</w:t>
+      </w:r>
+    </w:p>
+    <w:p/>
+    <w:p>
+      <w:pPr>
+        <w:pStyle w:val="Ttulo2"/>
+        <w:ind w:firstLine="528"/>
+      </w:pPr>
+      <w:bookmarkStart w:id="6" w:name="_Toc180559219"/>
+      <w:r>
+        <w:t>Uso de los requisitos</w:t>
       </w:r>
       <w:bookmarkEnd w:id="6"/>
+      <w:r>
+        <w:t xml:space="preserve"> </w:t>
+      </w:r>
+    </w:p>
+    <w:p>
+      <w:pPr>
+        <w:pStyle w:val="Ttulo3"/>
+        <w:ind w:left="528" w:firstLine="708"/>
+      </w:pPr>
+      <w:bookmarkStart w:id="7" w:name="_Toc180559220"/>
+      <w:r>
+        <w:t>Navegadores Web:</w:t>
+      </w:r>
+      <w:bookmarkEnd w:id="7"/>
+      <w:r>
+        <w:tab/>
+      </w:r>
+    </w:p>
+    <w:p>
+      <w:pPr>
+        <w:ind w:left="1416"/>
+      </w:pPr>
+      <w:r>
+        <w:t>El proyecto necesita uso de navegadores web compatibles para su uso, ejecutándose en el navegador.</w:t>
+      </w:r>
+    </w:p>
+    <w:p>
+      <w:pPr>
+        <w:pStyle w:val="Ttulo3"/>
+        <w:ind w:left="528" w:firstLine="708"/>
+      </w:pPr>
+      <w:bookmarkStart w:id="8" w:name="_Toc180559221"/>
+      <w:r>
+        <w:t xml:space="preserve">Framework </w:t>
+      </w:r>
+      <w:proofErr w:type="spellStart"/>
+      <w:r>
+        <w:t>Viu</w:t>
+      </w:r>
+      <w:proofErr w:type="spellEnd"/>
+      <w:r>
+        <w:t>:</w:t>
+      </w:r>
+      <w:bookmarkEnd w:id="8"/>
+    </w:p>
+    <w:p>
+      <w:pPr>
+        <w:ind w:left="1416"/>
+      </w:pPr>
+      <w:r>
+        <w:t xml:space="preserve">Este </w:t>
+      </w:r>
+      <w:r>
+        <w:t>F</w:t>
+      </w:r>
+      <w:r>
+        <w:t>ramework de JavaScript nos permitió agregar funciones de mejor manera y estructurar nuestro proyecto.</w:t>
+      </w:r>
+    </w:p>
+    <w:p>
+      <w:pPr>
+        <w:pStyle w:val="Ttulo3"/>
+        <w:tabs>
+          <w:tab w:val="left" w:pos="3672"/>
+        </w:tabs>
+        <w:ind w:left="708" w:firstLine="528"/>
+      </w:pPr>
+      <w:bookmarkStart w:id="9" w:name="_Toc180559222"/>
+      <w:r>
+        <w:t>Editor de código:</w:t>
+      </w:r>
+      <w:bookmarkEnd w:id="9"/>
+    </w:p>
+    <w:p>
+      <w:pPr>
+        <w:ind w:left="1416"/>
+      </w:pPr>
+      <w:r>
+        <w:t xml:space="preserve">El editor de código nos ayudará a trabajar con </w:t>
+      </w:r>
+      <w:proofErr w:type="spellStart"/>
+      <w:r>
+        <w:t>git</w:t>
+      </w:r>
+      <w:proofErr w:type="spellEnd"/>
+      <w:r>
+        <w:t xml:space="preserve"> para clonar el repositorio del proyecto.</w:t>
+      </w:r>
+    </w:p>
+    <w:p>
+      <w:pPr>
+        <w:pStyle w:val="Ttulo3"/>
+      </w:pPr>
+      <w:r>
+        <w:tab/>
+        <w:t xml:space="preserve">       </w:t>
+      </w:r>
+      <w:bookmarkStart w:id="10" w:name="_Toc180559223"/>
+      <w:r>
+        <w:t xml:space="preserve">Git and </w:t>
+      </w:r>
+      <w:proofErr w:type="spellStart"/>
+      <w:r>
+        <w:t>Github</w:t>
+      </w:r>
+      <w:proofErr w:type="spellEnd"/>
+      <w:r>
+        <w:t>:</w:t>
+      </w:r>
+      <w:bookmarkEnd w:id="10"/>
+    </w:p>
+    <w:p>
+      <w:pPr>
+        <w:ind w:left="1416"/>
+      </w:pPr>
+      <w:r>
+        <w:t>Git será la herramienta que nos ayudará a clonar el repositorio para tenerlo                                                  en nuestros dispositivos</w:t>
+      </w:r>
+    </w:p>
+    <w:p>
+      <w:pPr>
+        <w:ind w:left="1416"/>
+      </w:pPr>
+    </w:p>
+    <w:p>
+      <w:pPr>
+        <w:ind w:left="1416"/>
+      </w:pPr>
+    </w:p>
+    <w:p/>
+    <w:p/>
+    <w:p>
+      <w:pPr>
+        <w:ind w:left="1416"/>
+      </w:pPr>
+    </w:p>
+    <w:p>
+      <w:pPr>
+        <w:pStyle w:val="Ttulo2"/>
+        <w:ind w:left="1068"/>
+      </w:pPr>
+    </w:p>
+    <w:p/>
+    <w:p/>
+    <w:p/>
+    <w:p/>
+    <w:p/>
+    <w:p/>
+    <w:p/>
+    <w:p/>
+    <w:p/>
+    <w:p>
+      <w:pPr>
+        <w:pStyle w:val="Ttulo2"/>
+        <w:ind w:left="1068"/>
+        <w:rPr>
+          <w:u w:val="single"/>
+        </w:rPr>
+      </w:pPr>
+      <w:bookmarkStart w:id="11" w:name="_Toc180559224"/>
+      <w:r>
+        <w:t>Código principal del proyecto</w:t>
+      </w:r>
+      <w:bookmarkEnd w:id="11"/>
+    </w:p>
+    <w:p/>
+    <w:p>
+      <w:pPr>
+        <w:pStyle w:val="Ttulo2"/>
+      </w:pPr>
+      <w:bookmarkStart w:id="12" w:name="_Toc180559225"/>
+      <w:r>
+        <w:t>Estructura HTML</w:t>
+      </w:r>
+      <w:bookmarkEnd w:id="12"/>
+    </w:p>
+    <w:p>
+      <w:pPr>
+        <w:ind w:left="708"/>
+      </w:pPr>
+      <w:r>
+        <w:t>El código tiene una estructura HTML básica con un &lt;head&gt; que incluye metadatos, el título de la página y estilos embebidos.</w:t>
+      </w:r>
+    </w:p>
+    <w:p>
+      <w:pPr>
+        <w:ind w:left="708"/>
+      </w:pPr>
+    </w:p>
+    <w:p>
+      <w:pPr>
+        <w:rPr>
+          <w:rFonts w:eastAsiaTheme="majorEastAsia" w:cstheme="majorBidi"/>
+          <w:b/>
+          <w:color w:val="000000" w:themeColor="text1"/>
+          <w:sz w:val="28"/>
+          <w:szCs w:val="26"/>
+        </w:rPr>
+      </w:pPr>
+      <w:r>
+        <w:rPr>
+          <w:rFonts w:eastAsiaTheme="majorEastAsia" w:cstheme="majorBidi"/>
+          <w:b/>
+          <w:color w:val="000000" w:themeColor="text1"/>
+          <w:sz w:val="28"/>
+          <w:szCs w:val="26"/>
+        </w:rPr>
+        <w:t>Dentro del &lt;</w:t>
+      </w:r>
+      <w:proofErr w:type="spellStart"/>
+      <w:r>
+        <w:rPr>
+          <w:rFonts w:eastAsiaTheme="majorEastAsia" w:cstheme="majorBidi"/>
+          <w:b/>
+          <w:color w:val="000000" w:themeColor="text1"/>
+          <w:sz w:val="28"/>
+          <w:szCs w:val="26"/>
+        </w:rPr>
+        <w:t>body</w:t>
+      </w:r>
+      <w:proofErr w:type="spellEnd"/>
+      <w:r>
+        <w:rPr>
+          <w:rFonts w:eastAsiaTheme="majorEastAsia" w:cstheme="majorBidi"/>
+          <w:b/>
+          <w:color w:val="000000" w:themeColor="text1"/>
+          <w:sz w:val="28"/>
+          <w:szCs w:val="26"/>
+        </w:rPr>
+        <w:t>&gt;, hay dos secciones principales:</w:t>
+      </w:r>
+    </w:p>
+    <w:p>
+      <w:r>
+        <w:rPr>
+          <w:rFonts w:eastAsiaTheme="majorEastAsia" w:cstheme="majorBidi"/>
+          <w:b/>
+          <w:color w:val="000000" w:themeColor="text1"/>
+          <w:sz w:val="28"/>
+          <w:szCs w:val="26"/>
+        </w:rPr>
+        <w:t xml:space="preserve">#game: </w:t>
+      </w:r>
+      <w:r>
+        <w:t>Muestra el cronómetro, el texto a escribir y el campo de entrada.</w:t>
+      </w:r>
+    </w:p>
+    <w:p>
+      <w:r>
+        <w:rPr>
+          <w:rFonts w:eastAsiaTheme="majorEastAsia" w:cstheme="majorBidi"/>
+          <w:b/>
+          <w:color w:val="000000" w:themeColor="text1"/>
+          <w:sz w:val="28"/>
+          <w:szCs w:val="26"/>
+        </w:rPr>
+        <w:t xml:space="preserve">#results: </w:t>
+      </w:r>
+      <w:r>
+        <w:t>Muestra los resultados al finalizar el juego, como las palabras por minuto (</w:t>
+      </w:r>
+      <w:proofErr w:type="spellStart"/>
+      <w:r>
+        <w:t>wpm</w:t>
+      </w:r>
+      <w:proofErr w:type="spellEnd"/>
+      <w:r>
+        <w:t>) y la precisión (</w:t>
+      </w:r>
+      <w:proofErr w:type="spellStart"/>
+      <w:r>
+        <w:t>accuracy</w:t>
+      </w:r>
+      <w:proofErr w:type="spellEnd"/>
+      <w:r>
+        <w:t>).</w:t>
+      </w:r>
     </w:p>
     <w:p/>
     <w:p/>
@@ -2455,428 +2614,240 @@
     <w:p/>
     <w:p/>
     <w:p/>
+    <w:p>
+      <w:pPr>
+        <w:pStyle w:val="Ttulo2"/>
+      </w:pPr>
+    </w:p>
+    <w:p>
+      <w:pPr>
+        <w:pStyle w:val="Ttulo2"/>
+      </w:pPr>
+    </w:p>
+    <w:p>
+      <w:pPr>
+        <w:pStyle w:val="Ttulo2"/>
+      </w:pPr>
+    </w:p>
+    <w:p>
+      <w:pPr>
+        <w:pStyle w:val="Ttulo2"/>
+      </w:pPr>
+    </w:p>
+    <w:p>
+      <w:pPr>
+        <w:pStyle w:val="Ttulo2"/>
+      </w:pPr>
+    </w:p>
+    <w:p>
+      <w:pPr>
+        <w:pStyle w:val="Ttulo2"/>
+      </w:pPr>
+    </w:p>
+    <w:p>
+      <w:pPr>
+        <w:pStyle w:val="Ttulo2"/>
+      </w:pPr>
+    </w:p>
     <w:p/>
-    <w:p/>
-    <w:p/>
-    <w:p/>
-    <w:p/>
-    <w:p/>
-    <w:p/>
-    <w:p/>
-    <w:p>
-      <w:pPr>
-        <w:pStyle w:val="Ttulo1"/>
-      </w:pPr>
-      <w:bookmarkStart w:id="7" w:name="_Toc179322895"/>
-      <w:r>
-        <w:t>Manual Técnico</w:t>
-      </w:r>
-      <w:bookmarkEnd w:id="7"/>
-    </w:p>
     <w:p>
       <w:pPr>
         <w:pStyle w:val="Ttulo2"/>
-        <w:ind w:left="1236"/>
-      </w:pPr>
-      <w:bookmarkStart w:id="8" w:name="_Toc179322896"/>
-      <w:r>
-        <w:t>Requisitos del proyecto</w:t>
-      </w:r>
-      <w:bookmarkEnd w:id="8"/>
-    </w:p>
-    <w:p>
-      <w:pPr>
-        <w:ind w:left="708"/>
-      </w:pPr>
-      <w:r>
-        <w:t>Este proyecto es compatible con cualquier dispositivo, siempre y cuando tenga los siguientes requisitos.</w:t>
-      </w:r>
-    </w:p>
-    <w:p>
-      <w:pPr>
-        <w:pStyle w:val="Ttulo1Car"/>
-        <w:numPr>
-          <w:ilvl w:val="0"/>
-          <w:numId w:val="6"/>
-        </w:numPr>
-        <w:spacing w:line="240" w:lineRule="auto"/>
-        <w:rPr>
-          <w:rFonts w:cs="Arial"/>
-        </w:rPr>
-      </w:pPr>
-      <w:r>
-        <w:rPr>
-          <w:rFonts w:cs="Arial"/>
-        </w:rPr>
-        <w:t>Uso de navegadores web</w:t>
-      </w:r>
-    </w:p>
-    <w:p>
-      <w:pPr>
-        <w:pStyle w:val="Ttulo1Car"/>
-        <w:numPr>
-          <w:ilvl w:val="0"/>
-          <w:numId w:val="6"/>
-        </w:numPr>
-        <w:spacing w:line="240" w:lineRule="auto"/>
-        <w:rPr>
-          <w:rFonts w:cs="Arial"/>
-        </w:rPr>
-      </w:pPr>
-      <w:r>
-        <w:rPr>
-          <w:rFonts w:cs="Arial"/>
-        </w:rPr>
-        <w:t xml:space="preserve">Uso de </w:t>
-      </w:r>
+      </w:pPr>
+    </w:p>
+    <w:p>
+      <w:pPr>
+        <w:pStyle w:val="Ttulo2"/>
+      </w:pPr>
+    </w:p>
+    <w:p>
+      <w:pPr>
+        <w:pStyle w:val="Ttulo2"/>
+      </w:pPr>
+      <w:bookmarkStart w:id="13" w:name="_Toc180559226"/>
+      <w:r>
+        <w:t>CSS (Estilos)</w:t>
+      </w:r>
+      <w:bookmarkEnd w:id="13"/>
+    </w:p>
+    <w:p>
+      <w:pPr>
+        <w:ind w:firstLine="708"/>
+      </w:pPr>
+      <w:r>
+        <w:t>Define una paleta de colores y algunos estilos generales. Por ejemplo:</w:t>
+      </w:r>
+    </w:p>
+    <w:p>
+      <w:pPr>
+        <w:rPr>
+          <w:rFonts w:eastAsiaTheme="majorEastAsia" w:cstheme="majorBidi"/>
+          <w:b/>
+          <w:color w:val="000000" w:themeColor="text1"/>
+          <w:sz w:val="28"/>
+          <w:szCs w:val="26"/>
+        </w:rPr>
+      </w:pPr>
+      <w:r>
+        <w:rPr>
+          <w:rFonts w:eastAsiaTheme="majorEastAsia" w:cstheme="majorBidi"/>
+          <w:b/>
+          <w:color w:val="000000" w:themeColor="text1"/>
+          <w:sz w:val="28"/>
+          <w:szCs w:val="26"/>
+        </w:rPr>
+        <w:t>D</w:t>
+      </w:r>
+      <w:r>
+        <w:rPr>
+          <w:rFonts w:eastAsiaTheme="majorEastAsia" w:cstheme="majorBidi"/>
+          <w:b/>
+          <w:color w:val="000000" w:themeColor="text1"/>
+          <w:sz w:val="28"/>
+          <w:szCs w:val="26"/>
+        </w:rPr>
+        <w:t>efine variables de colores.</w:t>
+      </w:r>
+    </w:p>
+    <w:p>
       <w:proofErr w:type="spellStart"/>
       <w:r>
         <w:rPr>
-          <w:rFonts w:cs="Arial"/>
-        </w:rPr>
-        <w:t>framework</w:t>
+          <w:rFonts w:eastAsiaTheme="majorEastAsia" w:cstheme="majorBidi"/>
+          <w:b/>
+          <w:color w:val="000000" w:themeColor="text1"/>
+          <w:sz w:val="28"/>
+          <w:szCs w:val="26"/>
+        </w:rPr>
+        <w:t>Body</w:t>
       </w:r>
       <w:proofErr w:type="spellEnd"/>
       <w:r>
         <w:rPr>
-          <w:rFonts w:cs="Arial"/>
-        </w:rPr>
-        <w:t xml:space="preserve"> de </w:t>
-      </w:r>
+          <w:rFonts w:eastAsiaTheme="majorEastAsia" w:cstheme="majorBidi"/>
+          <w:b/>
+          <w:color w:val="000000" w:themeColor="text1"/>
+          <w:sz w:val="28"/>
+          <w:szCs w:val="26"/>
+        </w:rPr>
+        <w:t>:</w:t>
+      </w:r>
+      <w:r>
+        <w:rPr>
+          <w:rFonts w:eastAsiaTheme="majorEastAsia" w:cstheme="majorBidi"/>
+          <w:b/>
+          <w:color w:val="000000" w:themeColor="text1"/>
+          <w:sz w:val="28"/>
+          <w:szCs w:val="26"/>
+        </w:rPr>
+        <w:t xml:space="preserve"> </w:t>
+      </w:r>
+      <w:r>
+        <w:t>U</w:t>
+      </w:r>
+      <w:r>
+        <w:t>sa una fuente monoespaciada y tiene un diseño centrado con rejilla.</w:t>
+      </w:r>
+    </w:p>
+    <w:p>
       <w:proofErr w:type="spellStart"/>
       <w:r>
-        <w:rPr>
-          <w:rFonts w:cs="Arial"/>
-        </w:rPr>
-        <w:t>Vue</w:t>
+        <w:t>letter</w:t>
       </w:r>
       <w:proofErr w:type="spellEnd"/>
-    </w:p>
-    <w:p>
-      <w:pPr>
-        <w:pStyle w:val="Ttulo1Car"/>
-        <w:numPr>
-          <w:ilvl w:val="0"/>
-          <w:numId w:val="6"/>
-        </w:numPr>
-        <w:spacing w:line="240" w:lineRule="auto"/>
-        <w:rPr>
-          <w:rFonts w:cs="Arial"/>
-        </w:rPr>
-      </w:pPr>
-      <w:r>
-        <w:rPr>
-          <w:rFonts w:cs="Arial"/>
-        </w:rPr>
-        <w:t>Uso de un editor de código</w:t>
-      </w:r>
-    </w:p>
-    <w:p>
-      <w:pPr>
-        <w:pStyle w:val="Ttulo1Car"/>
-        <w:numPr>
-          <w:ilvl w:val="0"/>
-          <w:numId w:val="6"/>
-        </w:numPr>
-        <w:spacing w:line="240" w:lineRule="auto"/>
-        <w:rPr>
-          <w:rFonts w:cs="Arial"/>
-        </w:rPr>
-      </w:pPr>
-      <w:r>
-        <w:rPr>
-          <w:rFonts w:cs="Arial"/>
-        </w:rPr>
-        <w:t>Uso de Git</w:t>
-      </w:r>
-    </w:p>
-    <w:p/>
-    <w:p>
-      <w:pPr>
-        <w:pStyle w:val="Ttulo2"/>
-        <w:ind w:firstLine="528"/>
-      </w:pPr>
-      <w:bookmarkStart w:id="9" w:name="_Toc179322897"/>
-      <w:r>
-        <w:t>Uso de los requisitos</w:t>
-      </w:r>
-      <w:bookmarkEnd w:id="9"/>
-      <w:r>
+      <w:r>
+        <w:t xml:space="preserve"> y </w:t>
+      </w:r>
+      <w:r>
+        <w:t>Word:</w:t>
+      </w:r>
+      <w:r>
+        <w:t xml:space="preserve"> son etiquetas personalizadas que representan las letras y palabras del juego. Según si el usuario escribe correctamente o no, las letras cambian de color:</w:t>
+      </w:r>
+    </w:p>
+    <w:p>
+      <w:proofErr w:type="spellStart"/>
+      <w:r>
+        <w:t>correct</w:t>
+      </w:r>
+      <w:proofErr w:type="spellEnd"/>
+      <w:r>
+        <w:t xml:space="preserve"> (verde)</w:t>
+      </w:r>
+    </w:p>
+    <w:p>
+      <w:proofErr w:type="spellStart"/>
+      <w:r>
+        <w:t>incorrect</w:t>
+      </w:r>
+      <w:proofErr w:type="spellEnd"/>
+      <w:r>
+        <w:t xml:space="preserve"> (rojo)</w:t>
+      </w:r>
+    </w:p>
+    <w:p>
+      <w:r>
+        <w:rPr>
+          <w:rFonts w:eastAsiaTheme="majorEastAsia" w:cstheme="majorBidi"/>
+          <w:b/>
+          <w:color w:val="000000" w:themeColor="text1"/>
+          <w:sz w:val="28"/>
+          <w:szCs w:val="26"/>
+        </w:rPr>
+        <w:t xml:space="preserve">active: </w:t>
+      </w:r>
+      <w:r>
+        <w:t>Marca la letra o palabra actual.</w:t>
+      </w:r>
+    </w:p>
+    <w:p>
+      <w:r>
+        <w:rPr>
+          <w:rFonts w:eastAsiaTheme="majorEastAsia" w:cstheme="majorBidi"/>
+          <w:b/>
+          <w:color w:val="000000" w:themeColor="text1"/>
+          <w:sz w:val="28"/>
+          <w:szCs w:val="26"/>
+        </w:rPr>
+        <w:t xml:space="preserve">@keyframes </w:t>
+      </w:r>
+      <w:proofErr w:type="spellStart"/>
+      <w:r>
+        <w:rPr>
+          <w:rFonts w:eastAsiaTheme="majorEastAsia" w:cstheme="majorBidi"/>
+          <w:b/>
+          <w:color w:val="000000" w:themeColor="text1"/>
+          <w:sz w:val="28"/>
+          <w:szCs w:val="26"/>
+        </w:rPr>
+        <w:t>blink</w:t>
+      </w:r>
+      <w:proofErr w:type="spellEnd"/>
+      <w:r>
+        <w:rPr>
+          <w:rFonts w:eastAsiaTheme="majorEastAsia" w:cstheme="majorBidi"/>
+          <w:b/>
+          <w:color w:val="000000" w:themeColor="text1"/>
+          <w:sz w:val="28"/>
+          <w:szCs w:val="26"/>
+        </w:rPr>
+        <w:t>:</w:t>
+      </w:r>
+      <w:r>
+        <w:rPr>
+          <w:rFonts w:eastAsiaTheme="majorEastAsia" w:cstheme="majorBidi"/>
+          <w:b/>
+          <w:color w:val="000000" w:themeColor="text1"/>
+          <w:sz w:val="28"/>
+          <w:szCs w:val="26"/>
+        </w:rPr>
         <w:t xml:space="preserve"> </w:t>
       </w:r>
-    </w:p>
-    <w:p>
-      <w:pPr>
-        <w:pStyle w:val="Ttulo3"/>
-        <w:ind w:left="528" w:firstLine="708"/>
-      </w:pPr>
-      <w:bookmarkStart w:id="10" w:name="_Toc179322898"/>
-      <w:r>
-        <w:t>Navegadores Web:</w:t>
-      </w:r>
-      <w:bookmarkEnd w:id="10"/>
-      <w:r>
-        <w:tab/>
-      </w:r>
-    </w:p>
-    <w:p>
-      <w:pPr>
-        <w:ind w:left="1416"/>
-      </w:pPr>
-      <w:r>
-        <w:t>El proyecto necesita uso de navegadores web compatibles para su uso, ejecutándose en el navegador.</w:t>
-      </w:r>
-    </w:p>
-    <w:p>
-      <w:pPr>
-        <w:pStyle w:val="Ttulo3"/>
-        <w:ind w:left="528" w:firstLine="708"/>
-      </w:pPr>
-      <w:bookmarkStart w:id="11" w:name="_Toc179322899"/>
-      <w:r>
-        <w:t xml:space="preserve">Framework </w:t>
-      </w:r>
-      <w:proofErr w:type="spellStart"/>
-      <w:r>
-        <w:t>Viu</w:t>
-      </w:r>
-      <w:proofErr w:type="spellEnd"/>
-      <w:r>
-        <w:t>:</w:t>
-      </w:r>
-      <w:bookmarkEnd w:id="11"/>
-    </w:p>
-    <w:p>
-      <w:pPr>
-        <w:ind w:left="1416"/>
-      </w:pPr>
-      <w:r>
-        <w:t xml:space="preserve">Este </w:t>
-      </w:r>
-      <w:r>
-        <w:t>F</w:t>
-      </w:r>
-      <w:r>
-        <w:t>ramework de JavaScript nos permitió agregar funciones de mejor manera y estructurar nuestro proyecto.</w:t>
-      </w:r>
-    </w:p>
-    <w:p>
-      <w:pPr>
-        <w:pStyle w:val="Ttulo3"/>
-        <w:tabs>
-          <w:tab w:val="left" w:pos="3672"/>
-        </w:tabs>
-        <w:ind w:left="708" w:firstLine="528"/>
-      </w:pPr>
-      <w:bookmarkStart w:id="12" w:name="_Toc179322900"/>
-      <w:r>
-        <w:t>Editor de código:</w:t>
-      </w:r>
-      <w:bookmarkEnd w:id="12"/>
-    </w:p>
-    <w:p>
-      <w:pPr>
-        <w:ind w:left="1416"/>
-      </w:pPr>
-      <w:r>
-        <w:t xml:space="preserve">El editor de código nos ayudará a trabajar con </w:t>
-      </w:r>
-      <w:proofErr w:type="spellStart"/>
-      <w:r>
-        <w:t>git</w:t>
-      </w:r>
-      <w:proofErr w:type="spellEnd"/>
-      <w:r>
-        <w:t xml:space="preserve"> para clonar el repositorio del proyecto.</w:t>
-      </w:r>
-    </w:p>
-    <w:p>
-      <w:pPr>
-        <w:pStyle w:val="Ttulo3"/>
-      </w:pPr>
-      <w:r>
-        <w:tab/>
-        <w:t xml:space="preserve">       </w:t>
-      </w:r>
-      <w:bookmarkStart w:id="13" w:name="_Toc179322901"/>
-      <w:r>
-        <w:t xml:space="preserve">Git and </w:t>
-      </w:r>
-      <w:proofErr w:type="spellStart"/>
-      <w:r>
-        <w:t>Github</w:t>
-      </w:r>
-      <w:proofErr w:type="spellEnd"/>
-      <w:r>
-        <w:t>:</w:t>
-      </w:r>
-      <w:bookmarkEnd w:id="13"/>
-    </w:p>
-    <w:p>
-      <w:pPr>
-        <w:ind w:left="1416"/>
-      </w:pPr>
-      <w:r>
-        <w:t>Git será la herramienta que nos ayudará a clonar el repositorio para tenerlo                                                  en nuestros dispositivos</w:t>
-      </w:r>
-    </w:p>
-    <w:p>
-      <w:pPr>
-        <w:ind w:left="1416"/>
-      </w:pPr>
-    </w:p>
-    <w:p>
-      <w:pPr>
-        <w:ind w:left="1416"/>
-      </w:pPr>
-    </w:p>
-    <w:p/>
-    <w:p/>
-    <w:p>
-      <w:pPr>
-        <w:ind w:left="1416"/>
-      </w:pPr>
-    </w:p>
-    <w:p>
-      <w:pPr>
-        <w:pStyle w:val="Ttulo2"/>
-        <w:ind w:left="1068"/>
-      </w:pPr>
-    </w:p>
-    <w:p/>
-    <w:p/>
-    <w:p/>
-    <w:p/>
-    <w:p/>
-    <w:p/>
-    <w:p/>
-    <w:p/>
-    <w:p/>
-    <w:p>
-      <w:pPr>
-        <w:pStyle w:val="Ttulo2"/>
-        <w:ind w:left="1068"/>
-        <w:rPr>
-          <w:u w:val="single"/>
-        </w:rPr>
-      </w:pPr>
-      <w:bookmarkStart w:id="14" w:name="_Toc179322902"/>
-      <w:r>
-        <w:t>Código principal del proyecto</w:t>
-      </w:r>
-      <w:bookmarkEnd w:id="14"/>
-    </w:p>
-    <w:p/>
-    <w:p>
-      <w:pPr>
-        <w:pStyle w:val="Ttulo2"/>
-      </w:pPr>
-      <w:bookmarkStart w:id="15" w:name="_Toc179322903"/>
-      <w:r>
-        <w:t>Estructura HTML</w:t>
-      </w:r>
-      <w:bookmarkEnd w:id="15"/>
-    </w:p>
-    <w:p>
-      <w:pPr>
-        <w:ind w:left="708"/>
-      </w:pPr>
-      <w:r>
-        <w:t>El código tiene una estructura HTML básica con un &lt;head&gt; que incluye metadatos, el título de la página y estilos embebidos.</w:t>
-      </w:r>
-    </w:p>
-    <w:p>
-      <w:pPr>
-        <w:ind w:left="708"/>
-      </w:pPr>
-    </w:p>
-    <w:p>
-      <w:pPr>
-        <w:rPr>
-          <w:rFonts w:eastAsiaTheme="majorEastAsia" w:cstheme="majorBidi"/>
-          <w:b/>
-          <w:color w:val="000000" w:themeColor="text1"/>
-          <w:sz w:val="28"/>
-          <w:szCs w:val="26"/>
-        </w:rPr>
-      </w:pPr>
-      <w:r>
-        <w:rPr>
-          <w:rFonts w:eastAsiaTheme="majorEastAsia" w:cstheme="majorBidi"/>
-          <w:b/>
-          <w:color w:val="000000" w:themeColor="text1"/>
-          <w:sz w:val="28"/>
-          <w:szCs w:val="26"/>
-        </w:rPr>
-        <w:t>Dentro del &lt;</w:t>
-      </w:r>
-      <w:proofErr w:type="spellStart"/>
-      <w:r>
-        <w:rPr>
-          <w:rFonts w:eastAsiaTheme="majorEastAsia" w:cstheme="majorBidi"/>
-          <w:b/>
-          <w:color w:val="000000" w:themeColor="text1"/>
-          <w:sz w:val="28"/>
-          <w:szCs w:val="26"/>
-        </w:rPr>
-        <w:t>body</w:t>
-      </w:r>
-      <w:proofErr w:type="spellEnd"/>
-      <w:r>
-        <w:rPr>
-          <w:rFonts w:eastAsiaTheme="majorEastAsia" w:cstheme="majorBidi"/>
-          <w:b/>
-          <w:color w:val="000000" w:themeColor="text1"/>
-          <w:sz w:val="28"/>
-          <w:szCs w:val="26"/>
-        </w:rPr>
-        <w:t>&gt;, hay dos secciones principales:</w:t>
-      </w:r>
-    </w:p>
-    <w:p>
-      <w:r>
-        <w:rPr>
-          <w:rFonts w:eastAsiaTheme="majorEastAsia" w:cstheme="majorBidi"/>
-          <w:b/>
-          <w:color w:val="000000" w:themeColor="text1"/>
-          <w:sz w:val="28"/>
-          <w:szCs w:val="26"/>
-        </w:rPr>
-        <w:t xml:space="preserve">#game: </w:t>
-      </w:r>
-      <w:r>
-        <w:t>Muestra el cronómetro, el texto a escribir y el campo de entrada.</w:t>
-      </w:r>
-    </w:p>
-    <w:p>
-      <w:r>
-        <w:rPr>
-          <w:rFonts w:eastAsiaTheme="majorEastAsia" w:cstheme="majorBidi"/>
-          <w:b/>
-          <w:color w:val="000000" w:themeColor="text1"/>
-          <w:sz w:val="28"/>
-          <w:szCs w:val="26"/>
-        </w:rPr>
-        <w:t xml:space="preserve">#results: </w:t>
-      </w:r>
-      <w:r>
-        <w:t>Muestra los resultados al finalizar el juego, como las palabras por minuto (</w:t>
-      </w:r>
-      <w:proofErr w:type="spellStart"/>
-      <w:r>
-        <w:t>wpm</w:t>
-      </w:r>
-      <w:proofErr w:type="spellEnd"/>
-      <w:r>
-        <w:t>) y la precisión (</w:t>
-      </w:r>
-      <w:proofErr w:type="spellStart"/>
-      <w:r>
-        <w:t>accuracy</w:t>
-      </w:r>
-      <w:proofErr w:type="spellEnd"/>
-      <w:r>
-        <w:t>).</w:t>
+      <w:r>
+        <w:t>D</w:t>
+      </w:r>
+      <w:r>
+        <w:t>efine una animación para hacer parpadear el cursor.</w:t>
       </w:r>
     </w:p>
     <w:p/>
@@ -2899,113 +2870,286 @@
       <w:pPr>
         <w:pStyle w:val="Ttulo2"/>
       </w:pPr>
-    </w:p>
-    <w:p>
-      <w:pPr>
-        <w:pStyle w:val="Ttulo2"/>
-      </w:pPr>
-    </w:p>
-    <w:p>
-      <w:pPr>
-        <w:pStyle w:val="Ttulo2"/>
-      </w:pPr>
-    </w:p>
-    <w:p>
-      <w:pPr>
-        <w:pStyle w:val="Ttulo2"/>
-      </w:pPr>
-    </w:p>
-    <w:p>
-      <w:pPr>
-        <w:pStyle w:val="Ttulo2"/>
-      </w:pPr>
-    </w:p>
-    <w:p>
-      <w:pPr>
-        <w:pStyle w:val="Ttulo2"/>
-      </w:pPr>
+      <w:bookmarkStart w:id="14" w:name="_Toc180559227"/>
+      <w:r>
+        <w:t>JavaScript</w:t>
+      </w:r>
+      <w:bookmarkEnd w:id="14"/>
+    </w:p>
+    <w:p>
+      <w:pPr>
+        <w:rPr>
+          <w:rFonts w:eastAsiaTheme="majorEastAsia" w:cstheme="majorBidi"/>
+          <w:b/>
+          <w:color w:val="000000" w:themeColor="text1"/>
+          <w:sz w:val="28"/>
+          <w:szCs w:val="26"/>
+        </w:rPr>
+      </w:pPr>
+      <w:r>
+        <w:rPr>
+          <w:rFonts w:eastAsiaTheme="majorEastAsia" w:cstheme="majorBidi"/>
+          <w:b/>
+          <w:color w:val="000000" w:themeColor="text1"/>
+          <w:sz w:val="28"/>
+          <w:szCs w:val="26"/>
+        </w:rPr>
+        <w:t>Variables clave:</w:t>
+      </w:r>
+    </w:p>
+    <w:p>
+      <w:r>
+        <w:rPr>
+          <w:rFonts w:eastAsiaTheme="majorEastAsia" w:cstheme="majorBidi"/>
+          <w:b/>
+          <w:color w:val="000000" w:themeColor="text1"/>
+          <w:sz w:val="28"/>
+          <w:szCs w:val="26"/>
+        </w:rPr>
+        <w:t xml:space="preserve">$time: </w:t>
+      </w:r>
+      <w:r>
+        <w:t>Muestra el cronómetro.</w:t>
+      </w:r>
+    </w:p>
+    <w:p>
+      <w:r>
+        <w:rPr>
+          <w:rFonts w:eastAsiaTheme="majorEastAsia" w:cstheme="majorBidi"/>
+          <w:b/>
+          <w:color w:val="000000" w:themeColor="text1"/>
+          <w:sz w:val="28"/>
+          <w:szCs w:val="26"/>
+        </w:rPr>
+        <w:t>$</w:t>
+      </w:r>
+      <w:proofErr w:type="spellStart"/>
+      <w:r>
+        <w:rPr>
+          <w:rFonts w:eastAsiaTheme="majorEastAsia" w:cstheme="majorBidi"/>
+          <w:b/>
+          <w:color w:val="000000" w:themeColor="text1"/>
+          <w:sz w:val="28"/>
+          <w:szCs w:val="26"/>
+        </w:rPr>
+        <w:t>paragraph</w:t>
+      </w:r>
+      <w:proofErr w:type="spellEnd"/>
+      <w:r>
+        <w:rPr>
+          <w:rFonts w:eastAsiaTheme="majorEastAsia" w:cstheme="majorBidi"/>
+          <w:b/>
+          <w:color w:val="000000" w:themeColor="text1"/>
+          <w:sz w:val="28"/>
+          <w:szCs w:val="26"/>
+        </w:rPr>
+        <w:t xml:space="preserve">: </w:t>
+      </w:r>
+      <w:r>
+        <w:t>Contenedor donde se renderizan las palabras.</w:t>
+      </w:r>
+    </w:p>
+    <w:p>
+      <w:r>
+        <w:rPr>
+          <w:rFonts w:eastAsiaTheme="majorEastAsia" w:cstheme="majorBidi"/>
+          <w:b/>
+          <w:color w:val="000000" w:themeColor="text1"/>
+          <w:sz w:val="28"/>
+          <w:szCs w:val="26"/>
+        </w:rPr>
+        <w:t xml:space="preserve">$input: </w:t>
+      </w:r>
+      <w:r>
+        <w:t>Campo de entrada (no visible).</w:t>
+      </w:r>
+    </w:p>
+    <w:p>
+      <w:r>
+        <w:rPr>
+          <w:rFonts w:eastAsiaTheme="majorEastAsia" w:cstheme="majorBidi"/>
+          <w:b/>
+          <w:color w:val="000000" w:themeColor="text1"/>
+          <w:sz w:val="28"/>
+          <w:szCs w:val="26"/>
+        </w:rPr>
+        <w:t>$</w:t>
+      </w:r>
+      <w:proofErr w:type="spellStart"/>
+      <w:r>
+        <w:rPr>
+          <w:rFonts w:eastAsiaTheme="majorEastAsia" w:cstheme="majorBidi"/>
+          <w:b/>
+          <w:color w:val="000000" w:themeColor="text1"/>
+          <w:sz w:val="28"/>
+          <w:szCs w:val="26"/>
+        </w:rPr>
+        <w:t>game</w:t>
+      </w:r>
+      <w:proofErr w:type="spellEnd"/>
+      <w:r>
+        <w:rPr>
+          <w:rFonts w:eastAsiaTheme="majorEastAsia" w:cstheme="majorBidi"/>
+          <w:b/>
+          <w:color w:val="000000" w:themeColor="text1"/>
+          <w:sz w:val="28"/>
+          <w:szCs w:val="26"/>
+        </w:rPr>
+        <w:t xml:space="preserve"> y $</w:t>
+      </w:r>
+      <w:proofErr w:type="spellStart"/>
+      <w:r>
+        <w:rPr>
+          <w:rFonts w:eastAsiaTheme="majorEastAsia" w:cstheme="majorBidi"/>
+          <w:b/>
+          <w:color w:val="000000" w:themeColor="text1"/>
+          <w:sz w:val="28"/>
+          <w:szCs w:val="26"/>
+        </w:rPr>
+        <w:t>results</w:t>
+      </w:r>
+      <w:proofErr w:type="spellEnd"/>
+      <w:r>
+        <w:rPr>
+          <w:rFonts w:eastAsiaTheme="majorEastAsia" w:cstheme="majorBidi"/>
+          <w:b/>
+          <w:color w:val="000000" w:themeColor="text1"/>
+          <w:sz w:val="28"/>
+          <w:szCs w:val="26"/>
+        </w:rPr>
+        <w:t xml:space="preserve">: </w:t>
+      </w:r>
+      <w:r>
+        <w:t>Dividen el área de juego y los resultados.</w:t>
+      </w:r>
+    </w:p>
+    <w:p>
+      <w:r>
+        <w:rPr>
+          <w:rFonts w:eastAsiaTheme="majorEastAsia" w:cstheme="majorBidi"/>
+          <w:b/>
+          <w:color w:val="000000" w:themeColor="text1"/>
+          <w:sz w:val="28"/>
+          <w:szCs w:val="26"/>
+        </w:rPr>
+        <w:t xml:space="preserve">TIME: </w:t>
+      </w:r>
+      <w:r>
+        <w:t>El tiempo límite del juego (60 segundos).</w:t>
+      </w:r>
+    </w:p>
+    <w:p>
+      <w:pPr>
+        <w:rPr>
+          <w:rFonts w:eastAsiaTheme="majorEastAsia" w:cstheme="majorBidi"/>
+          <w:b/>
+          <w:color w:val="000000" w:themeColor="text1"/>
+          <w:sz w:val="28"/>
+          <w:szCs w:val="26"/>
+        </w:rPr>
+      </w:pPr>
+    </w:p>
+    <w:p>
+      <w:pPr>
+        <w:rPr>
+          <w:rFonts w:eastAsiaTheme="majorEastAsia" w:cstheme="majorBidi"/>
+          <w:b/>
+          <w:color w:val="000000" w:themeColor="text1"/>
+          <w:sz w:val="28"/>
+          <w:szCs w:val="26"/>
+        </w:rPr>
+      </w:pPr>
+      <w:r>
+        <w:rPr>
+          <w:rFonts w:eastAsiaTheme="majorEastAsia" w:cstheme="majorBidi"/>
+          <w:b/>
+          <w:color w:val="000000" w:themeColor="text1"/>
+          <w:sz w:val="28"/>
+          <w:szCs w:val="26"/>
+        </w:rPr>
+        <w:t>Funciones principales:</w:t>
+      </w:r>
+    </w:p>
+    <w:p>
+      <w:pPr>
+        <w:rPr>
+          <w:rFonts w:eastAsiaTheme="majorEastAsia" w:cstheme="majorBidi"/>
+          <w:b/>
+          <w:color w:val="000000" w:themeColor="text1"/>
+          <w:sz w:val="28"/>
+          <w:szCs w:val="26"/>
+        </w:rPr>
+      </w:pPr>
+      <w:proofErr w:type="spellStart"/>
+      <w:proofErr w:type="gramStart"/>
+      <w:r>
+        <w:rPr>
+          <w:rFonts w:eastAsiaTheme="majorEastAsia" w:cstheme="majorBidi"/>
+          <w:b/>
+          <w:color w:val="000000" w:themeColor="text1"/>
+          <w:sz w:val="28"/>
+          <w:szCs w:val="26"/>
+        </w:rPr>
+        <w:t>initGame</w:t>
+      </w:r>
+      <w:proofErr w:type="spellEnd"/>
+      <w:r>
+        <w:rPr>
+          <w:rFonts w:eastAsiaTheme="majorEastAsia" w:cstheme="majorBidi"/>
+          <w:b/>
+          <w:color w:val="000000" w:themeColor="text1"/>
+          <w:sz w:val="28"/>
+          <w:szCs w:val="26"/>
+        </w:rPr>
+        <w:t>(</w:t>
+      </w:r>
+      <w:proofErr w:type="gramEnd"/>
+      <w:r>
+        <w:rPr>
+          <w:rFonts w:eastAsiaTheme="majorEastAsia" w:cstheme="majorBidi"/>
+          <w:b/>
+          <w:color w:val="000000" w:themeColor="text1"/>
+          <w:sz w:val="28"/>
+          <w:szCs w:val="26"/>
+        </w:rPr>
+        <w:t>):</w:t>
+      </w:r>
+    </w:p>
+    <w:p>
+      <w:r>
+        <w:t>Inicializa el juego: muestra palabras aleatorias, reinicia el tiempo y prepara el campo de entrada.</w:t>
+      </w:r>
+    </w:p>
+    <w:p>
+      <w:r>
+        <w:t>Las palabras se seleccionan de un conjunto predefinido y se mezclan de manera aleatoria.</w:t>
+      </w:r>
     </w:p>
     <w:p/>
     <w:p>
       <w:pPr>
-        <w:pStyle w:val="Ttulo2"/>
-      </w:pPr>
-    </w:p>
-    <w:p>
-      <w:pPr>
-        <w:pStyle w:val="Ttulo2"/>
-      </w:pPr>
-    </w:p>
-    <w:p>
-      <w:pPr>
-        <w:pStyle w:val="Ttulo2"/>
-      </w:pPr>
-      <w:bookmarkStart w:id="16" w:name="_Toc179322904"/>
-      <w:r>
-        <w:t>CSS (Estilos)</w:t>
-      </w:r>
-      <w:bookmarkEnd w:id="16"/>
-    </w:p>
-    <w:p>
-      <w:pPr>
-        <w:ind w:firstLine="708"/>
-      </w:pPr>
-      <w:r>
-        <w:t>Define una paleta de colores y algunos estilos generales. Por ejemplo:</w:t>
-      </w:r>
-    </w:p>
-    <w:p>
-      <w:pPr>
-        <w:rPr>
-          <w:rFonts w:eastAsiaTheme="majorEastAsia" w:cstheme="majorBidi"/>
-          <w:b/>
-          <w:color w:val="000000" w:themeColor="text1"/>
-          <w:sz w:val="28"/>
-          <w:szCs w:val="26"/>
-        </w:rPr>
-      </w:pPr>
-      <w:r>
-        <w:rPr>
-          <w:rFonts w:eastAsiaTheme="majorEastAsia" w:cstheme="majorBidi"/>
-          <w:b/>
-          <w:color w:val="000000" w:themeColor="text1"/>
-          <w:sz w:val="28"/>
-          <w:szCs w:val="26"/>
-        </w:rPr>
-        <w:t>D</w:t>
-      </w:r>
-      <w:r>
-        <w:rPr>
-          <w:rFonts w:eastAsiaTheme="majorEastAsia" w:cstheme="majorBidi"/>
-          <w:b/>
-          <w:color w:val="000000" w:themeColor="text1"/>
-          <w:sz w:val="28"/>
-          <w:szCs w:val="26"/>
-        </w:rPr>
-        <w:t>efine variables de colores.</w:t>
-      </w:r>
-    </w:p>
-    <w:p>
+        <w:tabs>
+          <w:tab w:val="left" w:pos="6521"/>
+        </w:tabs>
+        <w:rPr>
+          <w:rFonts w:eastAsiaTheme="majorEastAsia" w:cstheme="majorBidi"/>
+          <w:b/>
+          <w:color w:val="000000" w:themeColor="text1"/>
+          <w:sz w:val="28"/>
+          <w:szCs w:val="26"/>
+        </w:rPr>
+      </w:pPr>
       <w:proofErr w:type="spellStart"/>
-      <w:r>
-        <w:rPr>
-          <w:rFonts w:eastAsiaTheme="majorEastAsia" w:cstheme="majorBidi"/>
-          <w:b/>
-          <w:color w:val="000000" w:themeColor="text1"/>
-          <w:sz w:val="28"/>
-          <w:szCs w:val="26"/>
-        </w:rPr>
-        <w:t>B</w:t>
-      </w:r>
-      <w:r>
-        <w:rPr>
-          <w:rFonts w:eastAsiaTheme="majorEastAsia" w:cstheme="majorBidi"/>
-          <w:b/>
-          <w:color w:val="000000" w:themeColor="text1"/>
-          <w:sz w:val="28"/>
-          <w:szCs w:val="26"/>
-        </w:rPr>
-        <w:t>ody</w:t>
+      <w:proofErr w:type="gramStart"/>
+      <w:r>
+        <w:rPr>
+          <w:rFonts w:eastAsiaTheme="majorEastAsia" w:cstheme="majorBidi"/>
+          <w:b/>
+          <w:color w:val="000000" w:themeColor="text1"/>
+          <w:sz w:val="28"/>
+          <w:szCs w:val="26"/>
+        </w:rPr>
+        <w:t>initEvents</w:t>
       </w:r>
       <w:proofErr w:type="spellEnd"/>
       <w:r>
@@ -3016,97 +3160,241 @@
           <w:sz w:val="28"/>
           <w:szCs w:val="26"/>
         </w:rPr>
-        <w:t>:</w:t>
-      </w:r>
-      <w:r>
-        <w:rPr>
-          <w:rFonts w:eastAsiaTheme="majorEastAsia" w:cstheme="majorBidi"/>
-          <w:b/>
-          <w:color w:val="000000" w:themeColor="text1"/>
-          <w:sz w:val="28"/>
-          <w:szCs w:val="26"/>
-        </w:rPr>
-        <w:t xml:space="preserve"> </w:t>
-      </w:r>
-      <w:r>
-        <w:t>U</w:t>
-      </w:r>
-      <w:r>
-        <w:t>sa una fuente monoespaciada y tiene un diseño centrado con rejilla.</w:t>
-      </w:r>
-    </w:p>
-    <w:p>
+        <w:t>(</w:t>
+      </w:r>
+      <w:proofErr w:type="gramEnd"/>
+      <w:r>
+        <w:rPr>
+          <w:rFonts w:eastAsiaTheme="majorEastAsia" w:cstheme="majorBidi"/>
+          <w:b/>
+          <w:color w:val="000000" w:themeColor="text1"/>
+          <w:sz w:val="28"/>
+          <w:szCs w:val="26"/>
+        </w:rPr>
+        <w:t>):</w:t>
+      </w:r>
+    </w:p>
+    <w:p>
+      <w:r>
+        <w:t>Maneja los eventos de teclado y el temporizador.</w:t>
+      </w:r>
+    </w:p>
+    <w:p>
+      <w:r>
+        <w:t>Cuando el jugador comienza a escribir, inicia la cuenta regresiva.</w:t>
+      </w:r>
+    </w:p>
+    <w:p>
+      <w:pPr>
+        <w:tabs>
+          <w:tab w:val="left" w:pos="6521"/>
+        </w:tabs>
+        <w:rPr>
+          <w:rFonts w:eastAsiaTheme="majorEastAsia" w:cstheme="majorBidi"/>
+          <w:b/>
+          <w:color w:val="000000" w:themeColor="text1"/>
+          <w:sz w:val="28"/>
+          <w:szCs w:val="26"/>
+        </w:rPr>
+      </w:pPr>
+    </w:p>
+    <w:p>
+      <w:pPr>
+        <w:tabs>
+          <w:tab w:val="left" w:pos="6521"/>
+        </w:tabs>
+        <w:rPr>
+          <w:rFonts w:eastAsiaTheme="majorEastAsia" w:cstheme="majorBidi"/>
+          <w:b/>
+          <w:color w:val="000000" w:themeColor="text1"/>
+          <w:sz w:val="28"/>
+          <w:szCs w:val="26"/>
+        </w:rPr>
+      </w:pPr>
       <w:proofErr w:type="spellStart"/>
       <w:r>
-        <w:t>letter</w:t>
+        <w:rPr>
+          <w:rFonts w:eastAsiaTheme="majorEastAsia" w:cstheme="majorBidi"/>
+          <w:b/>
+          <w:color w:val="000000" w:themeColor="text1"/>
+          <w:sz w:val="28"/>
+          <w:szCs w:val="26"/>
+        </w:rPr>
+        <w:t>onKeyDown</w:t>
       </w:r>
       <w:proofErr w:type="spellEnd"/>
       <w:r>
-        <w:t xml:space="preserve"> y </w:t>
-      </w:r>
-      <w:r>
-        <w:t>Word:</w:t>
-      </w:r>
-      <w:r>
-        <w:t xml:space="preserve"> son etiquetas personalizadas que representan las letras y palabras del juego. Según si el usuario escribe correctamente o no, las letras cambian de color:</w:t>
-      </w:r>
-    </w:p>
-    <w:p>
+        <w:rPr>
+          <w:rFonts w:eastAsiaTheme="majorEastAsia" w:cstheme="majorBidi"/>
+          <w:b/>
+          <w:color w:val="000000" w:themeColor="text1"/>
+          <w:sz w:val="28"/>
+          <w:szCs w:val="26"/>
+        </w:rPr>
+        <w:t>(</w:t>
+      </w:r>
       <w:proofErr w:type="spellStart"/>
       <w:r>
+        <w:rPr>
+          <w:rFonts w:eastAsiaTheme="majorEastAsia" w:cstheme="majorBidi"/>
+          <w:b/>
+          <w:color w:val="000000" w:themeColor="text1"/>
+          <w:sz w:val="28"/>
+          <w:szCs w:val="26"/>
+        </w:rPr>
+        <w:t>event</w:t>
+      </w:r>
+      <w:proofErr w:type="spellEnd"/>
+      <w:r>
+        <w:rPr>
+          <w:rFonts w:eastAsiaTheme="majorEastAsia" w:cstheme="majorBidi"/>
+          <w:b/>
+          <w:color w:val="000000" w:themeColor="text1"/>
+          <w:sz w:val="28"/>
+          <w:szCs w:val="26"/>
+        </w:rPr>
+        <w:t>):</w:t>
+      </w:r>
+    </w:p>
+    <w:p>
+      <w:r>
+        <w:t>Controla las acciones de las teclas. Si el usuario presiona la barra espaciadora (' '), avanza a la siguiente palabra.</w:t>
+      </w:r>
+    </w:p>
+    <w:p>
+      <w:r>
+        <w:t>Si se presiona "</w:t>
+      </w:r>
+      <w:proofErr w:type="spellStart"/>
+      <w:r>
+        <w:t>Backspace</w:t>
+      </w:r>
+      <w:proofErr w:type="spellEnd"/>
+      <w:r>
+        <w:t>", permite corregir la palabra anterior.</w:t>
+      </w:r>
+    </w:p>
+    <w:p>
+      <w:pPr>
+        <w:tabs>
+          <w:tab w:val="left" w:pos="6521"/>
+        </w:tabs>
+        <w:rPr>
+          <w:rFonts w:eastAsiaTheme="majorEastAsia" w:cstheme="majorBidi"/>
+          <w:b/>
+          <w:color w:val="000000" w:themeColor="text1"/>
+          <w:sz w:val="28"/>
+          <w:szCs w:val="26"/>
+        </w:rPr>
+      </w:pPr>
+    </w:p>
+    <w:p>
+      <w:pPr>
+        <w:tabs>
+          <w:tab w:val="left" w:pos="6521"/>
+        </w:tabs>
+        <w:rPr>
+          <w:rFonts w:eastAsiaTheme="majorEastAsia" w:cstheme="majorBidi"/>
+          <w:b/>
+          <w:color w:val="000000" w:themeColor="text1"/>
+          <w:sz w:val="28"/>
+          <w:szCs w:val="26"/>
+        </w:rPr>
+      </w:pPr>
+      <w:proofErr w:type="spellStart"/>
+      <w:proofErr w:type="gramStart"/>
+      <w:r>
+        <w:rPr>
+          <w:rFonts w:eastAsiaTheme="majorEastAsia" w:cstheme="majorBidi"/>
+          <w:b/>
+          <w:color w:val="000000" w:themeColor="text1"/>
+          <w:sz w:val="28"/>
+          <w:szCs w:val="26"/>
+        </w:rPr>
+        <w:t>onKeyUp</w:t>
+      </w:r>
+      <w:proofErr w:type="spellEnd"/>
+      <w:r>
+        <w:rPr>
+          <w:rFonts w:eastAsiaTheme="majorEastAsia" w:cstheme="majorBidi"/>
+          <w:b/>
+          <w:color w:val="000000" w:themeColor="text1"/>
+          <w:sz w:val="28"/>
+          <w:szCs w:val="26"/>
+        </w:rPr>
+        <w:t>(</w:t>
+      </w:r>
+      <w:proofErr w:type="gramEnd"/>
+      <w:r>
+        <w:rPr>
+          <w:rFonts w:eastAsiaTheme="majorEastAsia" w:cstheme="majorBidi"/>
+          <w:b/>
+          <w:color w:val="000000" w:themeColor="text1"/>
+          <w:sz w:val="28"/>
+          <w:szCs w:val="26"/>
+        </w:rPr>
+        <w:t>):</w:t>
+      </w:r>
+    </w:p>
+    <w:p>
+      <w:r>
+        <w:t>Verifica letra por letra si lo que el usuario escribe coincide con la palabra actual.</w:t>
+      </w:r>
+    </w:p>
+    <w:p>
+      <w:r>
+        <w:t xml:space="preserve">Marca las letras como </w:t>
+      </w:r>
+      <w:proofErr w:type="spellStart"/>
+      <w:r>
         <w:t>correct</w:t>
       </w:r>
       <w:proofErr w:type="spellEnd"/>
       <w:r>
-        <w:t xml:space="preserve"> (verde)</w:t>
-      </w:r>
-    </w:p>
-    <w:p>
+        <w:t xml:space="preserve"> o </w:t>
+      </w:r>
       <w:proofErr w:type="spellStart"/>
       <w:r>
         <w:t>incorrect</w:t>
       </w:r>
       <w:proofErr w:type="spellEnd"/>
       <w:r>
-        <w:t xml:space="preserve"> (rojo)</w:t>
-      </w:r>
-    </w:p>
-    <w:p>
-      <w:r>
-        <w:rPr>
-          <w:rFonts w:eastAsiaTheme="majorEastAsia" w:cstheme="majorBidi"/>
-          <w:b/>
-          <w:color w:val="000000" w:themeColor="text1"/>
-          <w:sz w:val="28"/>
-          <w:szCs w:val="26"/>
-        </w:rPr>
-        <w:t xml:space="preserve">active: </w:t>
-      </w:r>
-      <w:r>
-        <w:t>Marca la letra o palabra actual.</w:t>
-      </w:r>
-    </w:p>
-    <w:p>
-      <w:r>
-        <w:rPr>
-          <w:rFonts w:eastAsiaTheme="majorEastAsia" w:cstheme="majorBidi"/>
-          <w:b/>
-          <w:color w:val="000000" w:themeColor="text1"/>
-          <w:sz w:val="28"/>
-          <w:szCs w:val="26"/>
-        </w:rPr>
-        <w:t xml:space="preserve">@keyframes </w:t>
-      </w:r>
+        <w:t xml:space="preserve"> en tiempo real.</w:t>
+      </w:r>
+    </w:p>
+    <w:p>
+      <w:pPr>
+        <w:rPr>
+          <w:u w:val="single"/>
+        </w:rPr>
+      </w:pPr>
+    </w:p>
+    <w:p/>
+    <w:p/>
+    <w:p>
+      <w:pPr>
+        <w:tabs>
+          <w:tab w:val="left" w:pos="6521"/>
+        </w:tabs>
+        <w:rPr>
+          <w:rFonts w:eastAsiaTheme="majorEastAsia" w:cstheme="majorBidi"/>
+          <w:b/>
+          <w:color w:val="000000" w:themeColor="text1"/>
+          <w:sz w:val="28"/>
+          <w:szCs w:val="26"/>
+        </w:rPr>
+      </w:pPr>
       <w:proofErr w:type="spellStart"/>
-      <w:r>
-        <w:rPr>
-          <w:rFonts w:eastAsiaTheme="majorEastAsia" w:cstheme="majorBidi"/>
-          <w:b/>
-          <w:color w:val="000000" w:themeColor="text1"/>
-          <w:sz w:val="28"/>
-          <w:szCs w:val="26"/>
-        </w:rPr>
-        <w:t>blink</w:t>
+      <w:proofErr w:type="gramStart"/>
+      <w:r>
+        <w:rPr>
+          <w:rFonts w:eastAsiaTheme="majorEastAsia" w:cstheme="majorBidi"/>
+          <w:b/>
+          <w:color w:val="000000" w:themeColor="text1"/>
+          <w:sz w:val="28"/>
+          <w:szCs w:val="26"/>
+        </w:rPr>
+        <w:t>gameOver</w:t>
       </w:r>
       <w:proofErr w:type="spellEnd"/>
       <w:r>
@@ -3117,755 +3405,178 @@
           <w:sz w:val="28"/>
           <w:szCs w:val="26"/>
         </w:rPr>
-        <w:t>:</w:t>
-      </w:r>
-      <w:r>
-        <w:rPr>
-          <w:rFonts w:eastAsiaTheme="majorEastAsia" w:cstheme="majorBidi"/>
-          <w:b/>
-          <w:color w:val="000000" w:themeColor="text1"/>
-          <w:sz w:val="28"/>
-          <w:szCs w:val="26"/>
-        </w:rPr>
-        <w:t xml:space="preserve"> </w:t>
-      </w:r>
-      <w:r>
-        <w:t>D</w:t>
-      </w:r>
-      <w:r>
-        <w:t>efine una animación para hacer parpadear el cursor.</w:t>
+        <w:t>(</w:t>
+      </w:r>
+      <w:proofErr w:type="gramEnd"/>
+      <w:r>
+        <w:rPr>
+          <w:rFonts w:eastAsiaTheme="majorEastAsia" w:cstheme="majorBidi"/>
+          <w:b/>
+          <w:color w:val="000000" w:themeColor="text1"/>
+          <w:sz w:val="28"/>
+          <w:szCs w:val="26"/>
+        </w:rPr>
+        <w:t>):</w:t>
+      </w:r>
+    </w:p>
+    <w:p>
+      <w:r>
+        <w:t>Se llama cuando el tiempo llega a 0.</w:t>
+      </w:r>
+    </w:p>
+    <w:p>
+      <w:r>
+        <w:t>Calcula y muestra los resultados:</w:t>
+      </w:r>
+    </w:p>
+    <w:p/>
+    <w:p>
+      <w:pPr>
+        <w:tabs>
+          <w:tab w:val="left" w:pos="6521"/>
+        </w:tabs>
+      </w:pPr>
+      <w:proofErr w:type="spellStart"/>
+      <w:r>
+        <w:rPr>
+          <w:rFonts w:eastAsiaTheme="majorEastAsia" w:cstheme="majorBidi"/>
+          <w:b/>
+          <w:color w:val="000000" w:themeColor="text1"/>
+          <w:sz w:val="28"/>
+          <w:szCs w:val="26"/>
+        </w:rPr>
+        <w:t>wpm</w:t>
+      </w:r>
+      <w:proofErr w:type="spellEnd"/>
+      <w:r>
+        <w:rPr>
+          <w:rFonts w:eastAsiaTheme="majorEastAsia" w:cstheme="majorBidi"/>
+          <w:b/>
+          <w:color w:val="000000" w:themeColor="text1"/>
+          <w:sz w:val="28"/>
+          <w:szCs w:val="26"/>
+        </w:rPr>
+        <w:t xml:space="preserve">: </w:t>
+      </w:r>
+      <w:r>
+        <w:t>Palabras correctas por minuto.</w:t>
+      </w:r>
+    </w:p>
+    <w:p>
+      <w:pPr>
+        <w:tabs>
+          <w:tab w:val="left" w:pos="6521"/>
+        </w:tabs>
+        <w:rPr>
+          <w:rFonts w:eastAsiaTheme="majorEastAsia" w:cstheme="majorBidi"/>
+          <w:b/>
+          <w:color w:val="000000" w:themeColor="text1"/>
+          <w:sz w:val="28"/>
+          <w:szCs w:val="26"/>
+        </w:rPr>
+      </w:pPr>
+    </w:p>
+    <w:p>
+      <w:pPr>
+        <w:tabs>
+          <w:tab w:val="left" w:pos="6521"/>
+        </w:tabs>
+      </w:pPr>
+      <w:proofErr w:type="spellStart"/>
+      <w:r>
+        <w:rPr>
+          <w:rFonts w:eastAsiaTheme="majorEastAsia" w:cstheme="majorBidi"/>
+          <w:b/>
+          <w:color w:val="000000" w:themeColor="text1"/>
+          <w:sz w:val="28"/>
+          <w:szCs w:val="26"/>
+        </w:rPr>
+        <w:t>accuracy</w:t>
+      </w:r>
+      <w:proofErr w:type="spellEnd"/>
+      <w:r>
+        <w:rPr>
+          <w:rFonts w:eastAsiaTheme="majorEastAsia" w:cstheme="majorBidi"/>
+          <w:b/>
+          <w:color w:val="000000" w:themeColor="text1"/>
+          <w:sz w:val="28"/>
+          <w:szCs w:val="26"/>
+        </w:rPr>
+        <w:t xml:space="preserve">: </w:t>
+      </w:r>
+      <w:r>
+        <w:t>Precisión en porcentaje de letras correctas.</w:t>
+      </w:r>
+    </w:p>
+    <w:p>
+      <w:pPr>
+        <w:tabs>
+          <w:tab w:val="left" w:pos="6521"/>
+        </w:tabs>
+      </w:pPr>
+    </w:p>
+    <w:p>
+      <w:pPr>
+        <w:rPr>
+          <w:rFonts w:eastAsiaTheme="majorEastAsia" w:cstheme="majorBidi"/>
+          <w:b/>
+          <w:color w:val="000000" w:themeColor="text1"/>
+          <w:sz w:val="28"/>
+          <w:szCs w:val="26"/>
+        </w:rPr>
+      </w:pPr>
+      <w:r>
+        <w:rPr>
+          <w:rFonts w:eastAsiaTheme="majorEastAsia" w:cstheme="majorBidi"/>
+          <w:b/>
+          <w:color w:val="000000" w:themeColor="text1"/>
+          <w:sz w:val="28"/>
+          <w:szCs w:val="26"/>
+        </w:rPr>
+        <w:t>Resumen del Flujo:</w:t>
+      </w:r>
+    </w:p>
+    <w:p>
+      <w:r>
+        <w:t>Al cargar, el juego está inactivo hasta que el usuario comienza a escribir.</w:t>
+      </w:r>
+    </w:p>
+    <w:p>
+      <w:r>
+        <w:t>Cuando se empieza a escribir, se inicia un temporizador.</w:t>
+      </w:r>
+    </w:p>
+    <w:p>
+      <w:r>
+        <w:t xml:space="preserve">El juego verifica cada letra que escribe el usuario, mostrando </w:t>
+      </w:r>
+      <w:proofErr w:type="spellStart"/>
+      <w:r>
+        <w:t>feedback</w:t>
+      </w:r>
+      <w:proofErr w:type="spellEnd"/>
+      <w:r>
+        <w:t xml:space="preserve"> inmediato.</w:t>
+      </w:r>
+    </w:p>
+    <w:p>
+      <w:r>
+        <w:t>Al acabar el tiempo, se calcula el rendimiento y se muestra en pantalla.</w:t>
       </w:r>
     </w:p>
     <w:p/>
     <w:p/>
     <w:p/>
+    <w:p>
+      <w:r>
+        <w:t>________________________________________________________________________</w:t>
+      </w:r>
+    </w:p>
     <w:p/>
     <w:p/>
     <w:p/>
-    <w:p/>
-    <w:p/>
-    <w:p/>
-    <w:p/>
-    <w:p/>
-    <w:p>
-      <w:pPr>
-        <w:pStyle w:val="Ttulo2"/>
-      </w:pPr>
-    </w:p>
-    <w:p>
-      <w:pPr>
-        <w:pStyle w:val="Ttulo2"/>
-      </w:pPr>
-      <w:bookmarkStart w:id="17" w:name="_Toc179322905"/>
-      <w:r>
-        <w:t>JavaScript</w:t>
-      </w:r>
-      <w:bookmarkEnd w:id="17"/>
-    </w:p>
-    <w:p>
-      <w:pPr>
-        <w:rPr>
-          <w:rFonts w:eastAsiaTheme="majorEastAsia" w:cstheme="majorBidi"/>
-          <w:b/>
-          <w:color w:val="000000" w:themeColor="text1"/>
-          <w:sz w:val="28"/>
-          <w:szCs w:val="26"/>
-        </w:rPr>
-      </w:pPr>
-      <w:r>
-        <w:rPr>
-          <w:rFonts w:eastAsiaTheme="majorEastAsia" w:cstheme="majorBidi"/>
-          <w:b/>
-          <w:color w:val="000000" w:themeColor="text1"/>
-          <w:sz w:val="28"/>
-          <w:szCs w:val="26"/>
-        </w:rPr>
-        <w:t>Variables clave:</w:t>
-      </w:r>
-    </w:p>
-    <w:p>
-      <w:r>
-        <w:rPr>
-          <w:rFonts w:eastAsiaTheme="majorEastAsia" w:cstheme="majorBidi"/>
-          <w:b/>
-          <w:color w:val="000000" w:themeColor="text1"/>
-          <w:sz w:val="28"/>
-          <w:szCs w:val="26"/>
-        </w:rPr>
-        <w:t xml:space="preserve">$time: </w:t>
-      </w:r>
-      <w:r>
-        <w:t>Muestra el cronómetro.</w:t>
-      </w:r>
-    </w:p>
-    <w:p>
-      <w:r>
-        <w:rPr>
-          <w:rFonts w:eastAsiaTheme="majorEastAsia" w:cstheme="majorBidi"/>
-          <w:b/>
-          <w:color w:val="000000" w:themeColor="text1"/>
-          <w:sz w:val="28"/>
-          <w:szCs w:val="26"/>
-        </w:rPr>
-        <w:t>$</w:t>
-      </w:r>
-      <w:proofErr w:type="spellStart"/>
-      <w:r>
-        <w:rPr>
-          <w:rFonts w:eastAsiaTheme="majorEastAsia" w:cstheme="majorBidi"/>
-          <w:b/>
-          <w:color w:val="000000" w:themeColor="text1"/>
-          <w:sz w:val="28"/>
-          <w:szCs w:val="26"/>
-        </w:rPr>
-        <w:t>paragraph</w:t>
-      </w:r>
-      <w:proofErr w:type="spellEnd"/>
-      <w:r>
-        <w:rPr>
-          <w:rFonts w:eastAsiaTheme="majorEastAsia" w:cstheme="majorBidi"/>
-          <w:b/>
-          <w:color w:val="000000" w:themeColor="text1"/>
-          <w:sz w:val="28"/>
-          <w:szCs w:val="26"/>
-        </w:rPr>
-        <w:t xml:space="preserve">: </w:t>
-      </w:r>
-      <w:r>
-        <w:t>Contenedor donde se renderizan las palabras.</w:t>
-      </w:r>
-    </w:p>
-    <w:p>
-      <w:r>
-        <w:rPr>
-          <w:rFonts w:eastAsiaTheme="majorEastAsia" w:cstheme="majorBidi"/>
-          <w:b/>
-          <w:color w:val="000000" w:themeColor="text1"/>
-          <w:sz w:val="28"/>
-          <w:szCs w:val="26"/>
-        </w:rPr>
-        <w:t xml:space="preserve">$input: </w:t>
-      </w:r>
-      <w:r>
-        <w:t>Campo de entrada (no visible).</w:t>
-      </w:r>
-    </w:p>
-    <w:p>
-      <w:r>
-        <w:rPr>
-          <w:rFonts w:eastAsiaTheme="majorEastAsia" w:cstheme="majorBidi"/>
-          <w:b/>
-          <w:color w:val="000000" w:themeColor="text1"/>
-          <w:sz w:val="28"/>
-          <w:szCs w:val="26"/>
-        </w:rPr>
-        <w:t>$</w:t>
-      </w:r>
-      <w:proofErr w:type="spellStart"/>
-      <w:r>
-        <w:rPr>
-          <w:rFonts w:eastAsiaTheme="majorEastAsia" w:cstheme="majorBidi"/>
-          <w:b/>
-          <w:color w:val="000000" w:themeColor="text1"/>
-          <w:sz w:val="28"/>
-          <w:szCs w:val="26"/>
-        </w:rPr>
-        <w:t>game</w:t>
-      </w:r>
-      <w:proofErr w:type="spellEnd"/>
-      <w:r>
-        <w:rPr>
-          <w:rFonts w:eastAsiaTheme="majorEastAsia" w:cstheme="majorBidi"/>
-          <w:b/>
-          <w:color w:val="000000" w:themeColor="text1"/>
-          <w:sz w:val="28"/>
-          <w:szCs w:val="26"/>
-        </w:rPr>
-        <w:t xml:space="preserve"> y $</w:t>
-      </w:r>
-      <w:proofErr w:type="spellStart"/>
-      <w:r>
-        <w:rPr>
-          <w:rFonts w:eastAsiaTheme="majorEastAsia" w:cstheme="majorBidi"/>
-          <w:b/>
-          <w:color w:val="000000" w:themeColor="text1"/>
-          <w:sz w:val="28"/>
-          <w:szCs w:val="26"/>
-        </w:rPr>
-        <w:t>results</w:t>
-      </w:r>
-      <w:proofErr w:type="spellEnd"/>
-      <w:r>
-        <w:rPr>
-          <w:rFonts w:eastAsiaTheme="majorEastAsia" w:cstheme="majorBidi"/>
-          <w:b/>
-          <w:color w:val="000000" w:themeColor="text1"/>
-          <w:sz w:val="28"/>
-          <w:szCs w:val="26"/>
-        </w:rPr>
-        <w:t xml:space="preserve">: </w:t>
-      </w:r>
-      <w:r>
-        <w:t>Dividen el área de juego y los resultados.</w:t>
-      </w:r>
-    </w:p>
-    <w:p>
-      <w:r>
-        <w:rPr>
-          <w:rFonts w:eastAsiaTheme="majorEastAsia" w:cstheme="majorBidi"/>
-          <w:b/>
-          <w:color w:val="000000" w:themeColor="text1"/>
-          <w:sz w:val="28"/>
-          <w:szCs w:val="26"/>
-        </w:rPr>
-        <w:t xml:space="preserve">TIME: </w:t>
-      </w:r>
-      <w:r>
-        <w:t>El tiempo límite del juego (60 segundos).</w:t>
-      </w:r>
-    </w:p>
-    <w:p>
-      <w:pPr>
-        <w:rPr>
-          <w:rFonts w:eastAsiaTheme="majorEastAsia" w:cstheme="majorBidi"/>
-          <w:b/>
-          <w:color w:val="000000" w:themeColor="text1"/>
-          <w:sz w:val="28"/>
-          <w:szCs w:val="26"/>
-        </w:rPr>
-      </w:pPr>
-    </w:p>
-    <w:p>
-      <w:pPr>
-        <w:rPr>
-          <w:rFonts w:eastAsiaTheme="majorEastAsia" w:cstheme="majorBidi"/>
-          <w:b/>
-          <w:color w:val="000000" w:themeColor="text1"/>
-          <w:sz w:val="28"/>
-          <w:szCs w:val="26"/>
-        </w:rPr>
-      </w:pPr>
-      <w:r>
-        <w:rPr>
-          <w:rFonts w:eastAsiaTheme="majorEastAsia" w:cstheme="majorBidi"/>
-          <w:b/>
-          <w:color w:val="000000" w:themeColor="text1"/>
-          <w:sz w:val="28"/>
-          <w:szCs w:val="26"/>
-        </w:rPr>
-        <w:t>Funciones principales:</w:t>
-      </w:r>
-    </w:p>
-    <w:p>
-      <w:pPr>
-        <w:rPr>
-          <w:rFonts w:eastAsiaTheme="majorEastAsia" w:cstheme="majorBidi"/>
-          <w:b/>
-          <w:color w:val="000000" w:themeColor="text1"/>
-          <w:sz w:val="28"/>
-          <w:szCs w:val="26"/>
-        </w:rPr>
-      </w:pPr>
-      <w:proofErr w:type="spellStart"/>
-      <w:proofErr w:type="gramStart"/>
-      <w:r>
-        <w:rPr>
-          <w:rFonts w:eastAsiaTheme="majorEastAsia" w:cstheme="majorBidi"/>
-          <w:b/>
-          <w:color w:val="000000" w:themeColor="text1"/>
-          <w:sz w:val="28"/>
-          <w:szCs w:val="26"/>
-        </w:rPr>
-        <w:t>initGame</w:t>
-      </w:r>
-      <w:proofErr w:type="spellEnd"/>
-      <w:r>
-        <w:rPr>
-          <w:rFonts w:eastAsiaTheme="majorEastAsia" w:cstheme="majorBidi"/>
-          <w:b/>
-          <w:color w:val="000000" w:themeColor="text1"/>
-          <w:sz w:val="28"/>
-          <w:szCs w:val="26"/>
-        </w:rPr>
-        <w:t>(</w:t>
-      </w:r>
-      <w:proofErr w:type="gramEnd"/>
-      <w:r>
-        <w:rPr>
-          <w:rFonts w:eastAsiaTheme="majorEastAsia" w:cstheme="majorBidi"/>
-          <w:b/>
-          <w:color w:val="000000" w:themeColor="text1"/>
-          <w:sz w:val="28"/>
-          <w:szCs w:val="26"/>
-        </w:rPr>
-        <w:t>):</w:t>
-      </w:r>
-    </w:p>
-    <w:p>
-      <w:r>
-        <w:t>Inicializa el juego: muestra palabras aleatorias, reinicia el tiempo y prepara el campo de entrada.</w:t>
-      </w:r>
-    </w:p>
-    <w:p>
-      <w:r>
-        <w:t>Las palabras se seleccionan de un conjunto predefinido y se mezclan de manera aleatoria.</w:t>
-      </w:r>
-    </w:p>
-    <w:p/>
-    <w:p>
-      <w:pPr>
-        <w:tabs>
-          <w:tab w:val="left" w:pos="6521"/>
-        </w:tabs>
-        <w:rPr>
-          <w:rFonts w:eastAsiaTheme="majorEastAsia" w:cstheme="majorBidi"/>
-          <w:b/>
-          <w:color w:val="000000" w:themeColor="text1"/>
-          <w:sz w:val="28"/>
-          <w:szCs w:val="26"/>
-        </w:rPr>
-      </w:pPr>
-      <w:proofErr w:type="spellStart"/>
-      <w:proofErr w:type="gramStart"/>
-      <w:r>
-        <w:rPr>
-          <w:rFonts w:eastAsiaTheme="majorEastAsia" w:cstheme="majorBidi"/>
-          <w:b/>
-          <w:color w:val="000000" w:themeColor="text1"/>
-          <w:sz w:val="28"/>
-          <w:szCs w:val="26"/>
-        </w:rPr>
-        <w:t>initEvents</w:t>
-      </w:r>
-      <w:proofErr w:type="spellEnd"/>
-      <w:r>
-        <w:rPr>
-          <w:rFonts w:eastAsiaTheme="majorEastAsia" w:cstheme="majorBidi"/>
-          <w:b/>
-          <w:color w:val="000000" w:themeColor="text1"/>
-          <w:sz w:val="28"/>
-          <w:szCs w:val="26"/>
-        </w:rPr>
-        <w:t>(</w:t>
-      </w:r>
-      <w:proofErr w:type="gramEnd"/>
-      <w:r>
-        <w:rPr>
-          <w:rFonts w:eastAsiaTheme="majorEastAsia" w:cstheme="majorBidi"/>
-          <w:b/>
-          <w:color w:val="000000" w:themeColor="text1"/>
-          <w:sz w:val="28"/>
-          <w:szCs w:val="26"/>
-        </w:rPr>
-        <w:t>):</w:t>
-      </w:r>
-    </w:p>
-    <w:p>
-      <w:r>
-        <w:t>Maneja los eventos de teclado y el temporizador.</w:t>
-      </w:r>
-    </w:p>
-    <w:p>
-      <w:r>
-        <w:t>Cuando el jugador comienza a escribir, inicia la cuenta regresiva.</w:t>
-      </w:r>
-    </w:p>
-    <w:p>
-      <w:pPr>
-        <w:tabs>
-          <w:tab w:val="left" w:pos="6521"/>
-        </w:tabs>
-        <w:rPr>
-          <w:rFonts w:eastAsiaTheme="majorEastAsia" w:cstheme="majorBidi"/>
-          <w:b/>
-          <w:color w:val="000000" w:themeColor="text1"/>
-          <w:sz w:val="28"/>
-          <w:szCs w:val="26"/>
-        </w:rPr>
-      </w:pPr>
-    </w:p>
-    <w:p>
-      <w:pPr>
-        <w:tabs>
-          <w:tab w:val="left" w:pos="6521"/>
-        </w:tabs>
-        <w:rPr>
-          <w:rFonts w:eastAsiaTheme="majorEastAsia" w:cstheme="majorBidi"/>
-          <w:b/>
-          <w:color w:val="000000" w:themeColor="text1"/>
-          <w:sz w:val="28"/>
-          <w:szCs w:val="26"/>
-        </w:rPr>
-      </w:pPr>
-      <w:proofErr w:type="spellStart"/>
-      <w:r>
-        <w:rPr>
-          <w:rFonts w:eastAsiaTheme="majorEastAsia" w:cstheme="majorBidi"/>
-          <w:b/>
-          <w:color w:val="000000" w:themeColor="text1"/>
-          <w:sz w:val="28"/>
-          <w:szCs w:val="26"/>
-        </w:rPr>
-        <w:t>onKeyDown</w:t>
-      </w:r>
-      <w:proofErr w:type="spellEnd"/>
-      <w:r>
-        <w:rPr>
-          <w:rFonts w:eastAsiaTheme="majorEastAsia" w:cstheme="majorBidi"/>
-          <w:b/>
-          <w:color w:val="000000" w:themeColor="text1"/>
-          <w:sz w:val="28"/>
-          <w:szCs w:val="26"/>
-        </w:rPr>
-        <w:t>(</w:t>
-      </w:r>
-      <w:proofErr w:type="spellStart"/>
-      <w:r>
-        <w:rPr>
-          <w:rFonts w:eastAsiaTheme="majorEastAsia" w:cstheme="majorBidi"/>
-          <w:b/>
-          <w:color w:val="000000" w:themeColor="text1"/>
-          <w:sz w:val="28"/>
-          <w:szCs w:val="26"/>
-        </w:rPr>
-        <w:t>event</w:t>
-      </w:r>
-      <w:proofErr w:type="spellEnd"/>
-      <w:r>
-        <w:rPr>
-          <w:rFonts w:eastAsiaTheme="majorEastAsia" w:cstheme="majorBidi"/>
-          <w:b/>
-          <w:color w:val="000000" w:themeColor="text1"/>
-          <w:sz w:val="28"/>
-          <w:szCs w:val="26"/>
-        </w:rPr>
-        <w:t>):</w:t>
-      </w:r>
-    </w:p>
-    <w:p>
-      <w:r>
-        <w:t>Controla las acciones de las teclas. Si el usuario presiona la barra espaciadora (' '), avanza a la siguiente palabra.</w:t>
-      </w:r>
-    </w:p>
-    <w:p>
-      <w:r>
-        <w:t>Si se presiona "</w:t>
-      </w:r>
-      <w:proofErr w:type="spellStart"/>
-      <w:r>
-        <w:t>Backspace</w:t>
-      </w:r>
-      <w:proofErr w:type="spellEnd"/>
-      <w:r>
-        <w:t>", permite corregir la palabra anterior.</w:t>
-      </w:r>
-    </w:p>
-    <w:p>
-      <w:pPr>
-        <w:tabs>
-          <w:tab w:val="left" w:pos="6521"/>
-        </w:tabs>
-        <w:rPr>
-          <w:rFonts w:eastAsiaTheme="majorEastAsia" w:cstheme="majorBidi"/>
-          <w:b/>
-          <w:color w:val="000000" w:themeColor="text1"/>
-          <w:sz w:val="28"/>
-          <w:szCs w:val="26"/>
-        </w:rPr>
-      </w:pPr>
-    </w:p>
-    <w:p>
-      <w:pPr>
-        <w:tabs>
-          <w:tab w:val="left" w:pos="6521"/>
-        </w:tabs>
-        <w:rPr>
-          <w:rFonts w:eastAsiaTheme="majorEastAsia" w:cstheme="majorBidi"/>
-          <w:b/>
-          <w:color w:val="000000" w:themeColor="text1"/>
-          <w:sz w:val="28"/>
-          <w:szCs w:val="26"/>
-        </w:rPr>
-      </w:pPr>
-      <w:proofErr w:type="spellStart"/>
-      <w:proofErr w:type="gramStart"/>
-      <w:r>
-        <w:rPr>
-          <w:rFonts w:eastAsiaTheme="majorEastAsia" w:cstheme="majorBidi"/>
-          <w:b/>
-          <w:color w:val="000000" w:themeColor="text1"/>
-          <w:sz w:val="28"/>
-          <w:szCs w:val="26"/>
-        </w:rPr>
-        <w:t>onKeyUp</w:t>
-      </w:r>
-      <w:proofErr w:type="spellEnd"/>
-      <w:r>
-        <w:rPr>
-          <w:rFonts w:eastAsiaTheme="majorEastAsia" w:cstheme="majorBidi"/>
-          <w:b/>
-          <w:color w:val="000000" w:themeColor="text1"/>
-          <w:sz w:val="28"/>
-          <w:szCs w:val="26"/>
-        </w:rPr>
-        <w:t>(</w:t>
-      </w:r>
-      <w:proofErr w:type="gramEnd"/>
-      <w:r>
-        <w:rPr>
-          <w:rFonts w:eastAsiaTheme="majorEastAsia" w:cstheme="majorBidi"/>
-          <w:b/>
-          <w:color w:val="000000" w:themeColor="text1"/>
-          <w:sz w:val="28"/>
-          <w:szCs w:val="26"/>
-        </w:rPr>
-        <w:t>):</w:t>
-      </w:r>
-    </w:p>
-    <w:p>
-      <w:r>
-        <w:t>Verifica letra por letra si lo que el usuario escribe coincide con la palabra actual.</w:t>
-      </w:r>
-    </w:p>
-    <w:p>
-      <w:r>
-        <w:t xml:space="preserve">Marca las letras como </w:t>
-      </w:r>
-      <w:proofErr w:type="spellStart"/>
-      <w:r>
-        <w:t>correct</w:t>
-      </w:r>
-      <w:proofErr w:type="spellEnd"/>
-      <w:r>
-        <w:t xml:space="preserve"> o </w:t>
-      </w:r>
-      <w:proofErr w:type="spellStart"/>
-      <w:r>
-        <w:t>incorrect</w:t>
-      </w:r>
-      <w:proofErr w:type="spellEnd"/>
-      <w:r>
-        <w:t xml:space="preserve"> en tiempo real.</w:t>
-      </w:r>
-    </w:p>
-    <w:p>
-      <w:pPr>
-        <w:rPr>
-          <w:u w:val="single"/>
-        </w:rPr>
-      </w:pPr>
-    </w:p>
-    <w:p/>
-    <w:p/>
-    <w:p>
-      <w:pPr>
-        <w:tabs>
-          <w:tab w:val="left" w:pos="6521"/>
-        </w:tabs>
-        <w:rPr>
-          <w:rFonts w:eastAsiaTheme="majorEastAsia" w:cstheme="majorBidi"/>
-          <w:b/>
-          <w:color w:val="000000" w:themeColor="text1"/>
-          <w:sz w:val="28"/>
-          <w:szCs w:val="26"/>
-        </w:rPr>
-      </w:pPr>
-      <w:proofErr w:type="spellStart"/>
-      <w:proofErr w:type="gramStart"/>
-      <w:r>
-        <w:rPr>
-          <w:rFonts w:eastAsiaTheme="majorEastAsia" w:cstheme="majorBidi"/>
-          <w:b/>
-          <w:color w:val="000000" w:themeColor="text1"/>
-          <w:sz w:val="28"/>
-          <w:szCs w:val="26"/>
-        </w:rPr>
-        <w:t>gameOver</w:t>
-      </w:r>
-      <w:proofErr w:type="spellEnd"/>
-      <w:r>
-        <w:rPr>
-          <w:rFonts w:eastAsiaTheme="majorEastAsia" w:cstheme="majorBidi"/>
-          <w:b/>
-          <w:color w:val="000000" w:themeColor="text1"/>
-          <w:sz w:val="28"/>
-          <w:szCs w:val="26"/>
-        </w:rPr>
-        <w:t>(</w:t>
-      </w:r>
-      <w:proofErr w:type="gramEnd"/>
-      <w:r>
-        <w:rPr>
-          <w:rFonts w:eastAsiaTheme="majorEastAsia" w:cstheme="majorBidi"/>
-          <w:b/>
-          <w:color w:val="000000" w:themeColor="text1"/>
-          <w:sz w:val="28"/>
-          <w:szCs w:val="26"/>
-        </w:rPr>
-        <w:t>):</w:t>
-      </w:r>
-    </w:p>
-    <w:p>
-      <w:r>
-        <w:t>Se llama cuando el tiempo llega a 0.</w:t>
-      </w:r>
-    </w:p>
-    <w:p>
-      <w:r>
-        <w:t>Calcula y muestra los resultados:</w:t>
-      </w:r>
-    </w:p>
-    <w:p/>
-    <w:p>
-      <w:pPr>
-        <w:tabs>
-          <w:tab w:val="left" w:pos="6521"/>
-        </w:tabs>
-      </w:pPr>
-      <w:proofErr w:type="spellStart"/>
-      <w:r>
-        <w:rPr>
-          <w:rFonts w:eastAsiaTheme="majorEastAsia" w:cstheme="majorBidi"/>
-          <w:b/>
-          <w:color w:val="000000" w:themeColor="text1"/>
-          <w:sz w:val="28"/>
-          <w:szCs w:val="26"/>
-        </w:rPr>
-        <w:t>wpm</w:t>
-      </w:r>
-      <w:proofErr w:type="spellEnd"/>
-      <w:r>
-        <w:rPr>
-          <w:rFonts w:eastAsiaTheme="majorEastAsia" w:cstheme="majorBidi"/>
-          <w:b/>
-          <w:color w:val="000000" w:themeColor="text1"/>
-          <w:sz w:val="28"/>
-          <w:szCs w:val="26"/>
-        </w:rPr>
-        <w:t xml:space="preserve">: </w:t>
-      </w:r>
-      <w:r>
-        <w:t>Palabras correctas por minuto.</w:t>
-      </w:r>
-    </w:p>
-    <w:p>
-      <w:pPr>
-        <w:tabs>
-          <w:tab w:val="left" w:pos="6521"/>
-        </w:tabs>
-        <w:rPr>
-          <w:rFonts w:eastAsiaTheme="majorEastAsia" w:cstheme="majorBidi"/>
-          <w:b/>
-          <w:color w:val="000000" w:themeColor="text1"/>
-          <w:sz w:val="28"/>
-          <w:szCs w:val="26"/>
-        </w:rPr>
-      </w:pPr>
-    </w:p>
-    <w:p>
-      <w:pPr>
-        <w:tabs>
-          <w:tab w:val="left" w:pos="6521"/>
-        </w:tabs>
-      </w:pPr>
-      <w:proofErr w:type="spellStart"/>
-      <w:r>
-        <w:rPr>
-          <w:rFonts w:eastAsiaTheme="majorEastAsia" w:cstheme="majorBidi"/>
-          <w:b/>
-          <w:color w:val="000000" w:themeColor="text1"/>
-          <w:sz w:val="28"/>
-          <w:szCs w:val="26"/>
-        </w:rPr>
-        <w:t>accuracy</w:t>
-      </w:r>
-      <w:proofErr w:type="spellEnd"/>
-      <w:r>
-        <w:rPr>
-          <w:rFonts w:eastAsiaTheme="majorEastAsia" w:cstheme="majorBidi"/>
-          <w:b/>
-          <w:color w:val="000000" w:themeColor="text1"/>
-          <w:sz w:val="28"/>
-          <w:szCs w:val="26"/>
-        </w:rPr>
-        <w:t xml:space="preserve">: </w:t>
-      </w:r>
-      <w:r>
-        <w:t>Precisión en porcentaje de letras correctas.</w:t>
-      </w:r>
-    </w:p>
-    <w:p>
-      <w:pPr>
-        <w:tabs>
-          <w:tab w:val="left" w:pos="6521"/>
-        </w:tabs>
-      </w:pPr>
-    </w:p>
-    <w:p>
-      <w:pPr>
-        <w:rPr>
-          <w:rFonts w:eastAsiaTheme="majorEastAsia" w:cstheme="majorBidi"/>
-          <w:b/>
-          <w:color w:val="000000" w:themeColor="text1"/>
-          <w:sz w:val="28"/>
-          <w:szCs w:val="26"/>
-        </w:rPr>
-      </w:pPr>
-      <w:r>
-        <w:rPr>
-          <w:rFonts w:eastAsiaTheme="majorEastAsia" w:cstheme="majorBidi"/>
-          <w:b/>
-          <w:color w:val="000000" w:themeColor="text1"/>
-          <w:sz w:val="28"/>
-          <w:szCs w:val="26"/>
-        </w:rPr>
-        <w:t>Resumen del Flujo:</w:t>
-      </w:r>
-    </w:p>
-    <w:p>
-      <w:r>
-        <w:t>Al cargar, el juego está inactivo hasta que el usuario comienza a escribir.</w:t>
-      </w:r>
-    </w:p>
-    <w:p>
-      <w:r>
-        <w:t>Cuando se empieza a escribir, se inicia un temporizador.</w:t>
-      </w:r>
-    </w:p>
-    <w:p>
-      <w:r>
-        <w:t xml:space="preserve">El juego verifica cada letra que escribe el usuario, mostrando </w:t>
-      </w:r>
-      <w:proofErr w:type="spellStart"/>
-      <w:r>
-        <w:t>feedback</w:t>
-      </w:r>
-      <w:proofErr w:type="spellEnd"/>
-      <w:r>
-        <w:t xml:space="preserve"> inmediato.</w:t>
-      </w:r>
-    </w:p>
-    <w:p>
-      <w:r>
-        <w:t>Al acabar el tiempo, se calcula el rendimiento y se muestra en pantalla.</w:t>
-      </w:r>
-    </w:p>
-    <w:p/>
-    <w:p/>
-    <w:p/>
-    <w:p>
-      <w:r>
-        <w:t>________________________________________________________________________</w:t>
-      </w:r>
-    </w:p>
-    <w:p/>
-    <w:p/>
-    <w:p/>
-    <w:p>
-      <w:r>
-        <w:rPr>
-          <w:lang w:val="en-US"/>
-        </w:rPr>
+    <w:p>
+      <w:r>
         <w:t xml:space="preserve">    </w:t>
       </w:r>
       <w:r>
@@ -3937,7 +3648,7 @@
       <w:r>
         <w:tab/>
       </w:r>
-      <w:hyperlink r:id="rId10" w:history="1">
+      <w:hyperlink r:id="rId11" w:history="1">
         <w:r>
           <w:rPr>
             <w:rStyle w:val="Hipervnculo"/>
@@ -3945,11 +3656,6 @@
           <w:t>deleonisaias13@gmail.com</w:t>
         </w:r>
       </w:hyperlink>
-    </w:p>
-    <w:p>
-      <w:pPr>
-        <w:pStyle w:val="NormalWeb"/>
-      </w:pPr>
     </w:p>
     <w:sectPr>
       <w:pgSz w:w="12240" w:h="15840"/>
@@ -5102,6 +4808,7 @@
   <w:style w:type="character" w:default="1" w:styleId="Fuentedeprrafopredeter">
     <w:name w:val="Default Paragraph Font"/>
     <w:uiPriority w:val="1"/>
+    <w:semiHidden/>
     <w:unhideWhenUsed/>
   </w:style>
   <w:style w:type="table" w:default="1" w:styleId="Tablanormal">
